--- a/Electronics Details/Electronic Details.docx
+++ b/Electronics Details/Electronic Details.docx
@@ -1,110 +1,127 @@
 
 <file path=word/document.xml><?xml version="1.0" encoding="utf-8"?>
-<w:document xmlns:wpc="http://schemas.microsoft.com/office/word/2010/wordprocessingCanvas" xmlns:mc="http://schemas.openxmlformats.org/markup-compatibility/2006" xmlns:o="urn:schemas-microsoft-com:office:office" xmlns:r="http://schemas.openxmlformats.org/officeDocument/2006/relationships" xmlns:m="http://schemas.openxmlformats.org/officeDocument/2006/math" xmlns:v="urn:schemas-microsoft-com:vml" xmlns:wp14="http://schemas.microsoft.com/office/word/2010/wordprocessingDrawing" xmlns:wp="http://schemas.openxmlformats.org/drawingml/2006/wordprocessingDrawing" xmlns:w10="urn:schemas-microsoft-com:office:word" xmlns:w="http://schemas.openxmlformats.org/wordprocessingml/2006/main" xmlns:w14="http://schemas.microsoft.com/office/word/2010/wordml" xmlns:w15="http://schemas.microsoft.com/office/word/2012/wordml" xmlns:wpg="http://schemas.microsoft.com/office/word/2010/wordprocessingGroup" xmlns:wpi="http://schemas.microsoft.com/office/word/2010/wordprocessingInk" xmlns:wne="http://schemas.microsoft.com/office/word/2006/wordml" xmlns:wps="http://schemas.microsoft.com/office/word/2010/wordprocessingShape" xmlns:w16se="http://schemas.microsoft.com/office/word/2015/wordml/symex" xmlns:w16cid="http://schemas.microsoft.com/office/word/2016/wordml/cid" xmlns:w16="http://schemas.microsoft.com/office/word/2018/wordml" xmlns:w16cex="http://schemas.microsoft.com/office/word/2018/wordml/cex" xmlns:w16sdtdh="http://schemas.microsoft.com/office/word/2020/wordml/sdtdatahash" xmlns:w16sdtfl="http://schemas.microsoft.com/office/word/2024/wordml/sdtformatlock" mc:Ignorable="w14 w15 wp14 w16se w16cid w16 w16cex w16sdtdh w16sdtfl">
+<w:document xmlns:wpc="http://schemas.microsoft.com/office/word/2010/wordprocessingCanvas" xmlns:cx="http://schemas.microsoft.com/office/drawing/2014/chartex" xmlns:cx1="http://schemas.microsoft.com/office/drawing/2015/9/8/chartex" xmlns:cx2="http://schemas.microsoft.com/office/drawing/2015/10/21/chartex" xmlns:cx3="http://schemas.microsoft.com/office/drawing/2016/5/9/chartex" xmlns:cx4="http://schemas.microsoft.com/office/drawing/2016/5/10/chartex" xmlns:cx5="http://schemas.microsoft.com/office/drawing/2016/5/11/chartex" xmlns:cx6="http://schemas.microsoft.com/office/drawing/2016/5/12/chartex" xmlns:cx7="http://schemas.microsoft.com/office/drawing/2016/5/13/chartex" xmlns:cx8="http://schemas.microsoft.com/office/drawing/2016/5/14/chartex" xmlns:mc="http://schemas.openxmlformats.org/markup-compatibility/2006" xmlns:aink="http://schemas.microsoft.com/office/drawing/2016/ink" xmlns:am3d="http://schemas.microsoft.com/office/drawing/2017/model3d" xmlns:o="urn:schemas-microsoft-com:office:office" xmlns:oel="http://schemas.microsoft.com/office/2019/extlst" xmlns:r="http://schemas.openxmlformats.org/officeDocument/2006/relationships" xmlns:m="http://schemas.openxmlformats.org/officeDocument/2006/math" xmlns:v="urn:schemas-microsoft-com:vml" xmlns:wp14="http://schemas.microsoft.com/office/word/2010/wordprocessingDrawing" xmlns:wp="http://schemas.openxmlformats.org/drawingml/2006/wordprocessingDrawing" xmlns:w10="urn:schemas-microsoft-com:office:word" xmlns:w="http://schemas.openxmlformats.org/wordprocessingml/2006/main" xmlns:w14="http://schemas.microsoft.com/office/word/2010/wordml" xmlns:w15="http://schemas.microsoft.com/office/word/2012/wordml" xmlns:w16cex="http://schemas.microsoft.com/office/word/2018/wordml/cex" xmlns:w16cid="http://schemas.microsoft.com/office/word/2016/wordml/cid" xmlns:w16="http://schemas.microsoft.com/office/word/2018/wordml" xmlns:w16du="http://schemas.microsoft.com/office/word/2023/wordml/word16du" xmlns:w16sdtdh="http://schemas.microsoft.com/office/word/2020/wordml/sdtdatahash" xmlns:w16sdtfl="http://schemas.microsoft.com/office/word/2024/wordml/sdtformatlock" xmlns:w16se="http://schemas.microsoft.com/office/word/2015/wordml/symex" xmlns:wpg="http://schemas.microsoft.com/office/word/2010/wordprocessingGroup" xmlns:wpi="http://schemas.microsoft.com/office/word/2010/wordprocessingInk" xmlns:wne="http://schemas.microsoft.com/office/word/2006/wordml" xmlns:wps="http://schemas.microsoft.com/office/word/2010/wordprocessingShape" mc:Ignorable="w14 w15 w16se w16cid w16 w16cex w16sdtdh w16sdtfl w16du wp14">
   <w:body>
-    <w:p xmlns:wp14="http://schemas.microsoft.com/office/word/2010/wordml" wp14:paraId="056ACE56" wp14:textId="4E811183">
+    <w:p>
       <w:pPr>
         <w:pStyle w:val="Heading1"/>
-        <w:spacing w:before="322" w:beforeAutospacing="off" w:after="322" w:afterAutospacing="off"/>
+        <w:spacing w:before="322" w:after="322"/>
       </w:pPr>
       <w:r>
         <w:rPr>
-          <w:rFonts w:ascii="Aptos Display" w:hAnsi="Aptos Display" w:eastAsia="Aptos Display" w:cs="Aptos Display"/>
-          <w:b w:val="1"/>
-          <w:bCs w:val="1"/>
-          <w:noProof w:val="0"/>
+          <w:rFonts w:ascii="Aptos Display" w:eastAsia="Aptos Display" w:hAnsi="Aptos Display" w:cs="Aptos Display"/>
+          <w:b/>
+          <w:bCs/>
           <w:sz w:val="48"/>
           <w:szCs w:val="48"/>
-          <w:lang w:val="en-US"/>
         </w:rPr>
         <w:t>Electronics Documentation</w:t>
       </w:r>
     </w:p>
-    <w:p xmlns:wp14="http://schemas.microsoft.com/office/word/2010/wordml" wp14:paraId="1353C45D" wp14:textId="439B511E">
+    <w:p>
       <w:pPr>
         <w:pStyle w:val="Heading3"/>
-        <w:spacing w:before="281" w:beforeAutospacing="off" w:after="281" w:afterAutospacing="off"/>
+        <w:spacing w:before="281" w:after="281"/>
       </w:pPr>
       <w:r>
         <w:rPr>
-          <w:rFonts w:ascii="Aptos Display" w:hAnsi="Aptos Display" w:eastAsia="Aptos Display" w:cs="Aptos Display"/>
-          <w:b w:val="1"/>
-          <w:bCs w:val="1"/>
-          <w:noProof w:val="0"/>
-          <w:sz w:val="28"/>
-          <w:szCs w:val="28"/>
-          <w:lang w:val="en-US"/>
+          <w:rFonts w:ascii="Aptos Display" w:eastAsia="Aptos Display" w:hAnsi="Aptos Display" w:cs="Aptos Display"/>
+          <w:b/>
+          <w:bCs/>
         </w:rPr>
         <w:t>1. Electronics Block Diagram</w:t>
       </w:r>
     </w:p>
-    <w:p xmlns:wp14="http://schemas.microsoft.com/office/word/2010/wordml" wp14:paraId="138DFADB" wp14:textId="01CBC11E">
+    <w:p>
+      <w:r>
+        <w:rPr>
+          <w:noProof/>
+        </w:rPr>
+        <w:drawing>
+          <wp:inline distT="0" distB="0" distL="0" distR="0" wp14:anchorId="7E44DCF0" wp14:editId="602BB824">
+            <wp:extent cx="5486400" cy="5245100"/>
+            <wp:effectExtent l="0" t="0" r="0" b="0"/>
+            <wp:docPr id="2001669432" name="Picture 3"/>
+            <wp:cNvGraphicFramePr>
+              <a:graphicFrameLocks xmlns:a="http://schemas.openxmlformats.org/drawingml/2006/main" noChangeAspect="1"/>
+            </wp:cNvGraphicFramePr>
+            <a:graphic xmlns:a="http://schemas.openxmlformats.org/drawingml/2006/main">
+              <a:graphicData uri="http://schemas.openxmlformats.org/drawingml/2006/picture">
+                <pic:pic xmlns:pic="http://schemas.openxmlformats.org/drawingml/2006/picture">
+                  <pic:nvPicPr>
+                    <pic:cNvPr id="2001669432" name="Picture 2001669432"/>
+                    <pic:cNvPicPr/>
+                  </pic:nvPicPr>
+                  <pic:blipFill>
+                    <a:blip r:embed="rId5">
+                      <a:extLst>
+                        <a:ext uri="{28A0092B-C50C-407E-A947-70E740481C1C}">
+                          <a14:useLocalDpi xmlns:a14="http://schemas.microsoft.com/office/drawing/2010/main" val="0"/>
+                        </a:ext>
+                      </a:extLst>
+                    </a:blip>
+                    <a:stretch>
+                      <a:fillRect/>
+                    </a:stretch>
+                  </pic:blipFill>
+                  <pic:spPr>
+                    <a:xfrm>
+                      <a:off x="0" y="0"/>
+                      <a:ext cx="5486400" cy="5245100"/>
+                    </a:xfrm>
+                    <a:prstGeom prst="rect">
+                      <a:avLst/>
+                    </a:prstGeom>
+                  </pic:spPr>
+                </pic:pic>
+              </a:graphicData>
+            </a:graphic>
+          </wp:inline>
+        </w:drawing>
+      </w:r>
+    </w:p>
+    <w:p>
+      <w:r>
+        <w:t xml:space="preserve">Made on </w:t>
+      </w:r>
+      <w:proofErr w:type="spellStart"/>
+      <w:r>
+        <w:t>FigJam</w:t>
+      </w:r>
+      <w:proofErr w:type="spellEnd"/>
+    </w:p>
+    <w:p>
       <w:pPr>
-        <w:spacing w:before="240" w:beforeAutospacing="off" w:after="240" w:afterAutospacing="off"/>
-        <w:rPr>
-          <w:rFonts w:ascii="Aptos Display" w:hAnsi="Aptos Display" w:eastAsia="Aptos Display" w:cs="Aptos Display"/>
-          <w:i w:val="1"/>
-          <w:iCs w:val="1"/>
-          <w:noProof w:val="0"/>
-          <w:color w:val="7F7F7F" w:themeColor="text1" w:themeTint="80" w:themeShade="FF"/>
-          <w:sz w:val="24"/>
-          <w:szCs w:val="24"/>
-          <w:lang w:val="en-US"/>
-        </w:rPr>
+        <w:pStyle w:val="Heading3"/>
+        <w:spacing w:before="281" w:after="281"/>
       </w:pPr>
       <w:r>
         <w:rPr>
-          <w:rFonts w:ascii="Aptos Display" w:hAnsi="Aptos Display" w:eastAsia="Aptos Display" w:cs="Aptos Display"/>
-          <w:i w:val="1"/>
-          <w:iCs w:val="1"/>
-          <w:noProof w:val="0"/>
-          <w:color w:val="7F7F7F" w:themeColor="text1" w:themeTint="80" w:themeShade="FF"/>
-          <w:sz w:val="24"/>
-          <w:szCs w:val="24"/>
-          <w:lang w:val="en-US"/>
-        </w:rPr>
-        <w:t>Show signal and power flow</w:t>
-      </w:r>
-    </w:p>
-    <w:p xmlns:wp14="http://schemas.microsoft.com/office/word/2010/wordml" wp14:paraId="484C976D" wp14:textId="5D333545"/>
-    <w:p xmlns:wp14="http://schemas.microsoft.com/office/word/2010/wordml" wp14:paraId="726EE08C" wp14:textId="5EB3EAF2">
-      <w:pPr>
-        <w:pStyle w:val="Heading3"/>
-        <w:spacing w:before="281" w:beforeAutospacing="off" w:after="281" w:afterAutospacing="off"/>
-      </w:pPr>
-      <w:r>
-        <w:rPr>
-          <w:rFonts w:ascii="Aptos Display" w:hAnsi="Aptos Display" w:eastAsia="Aptos Display" w:cs="Aptos Display"/>
-          <w:b w:val="1"/>
-          <w:bCs w:val="1"/>
-          <w:noProof w:val="0"/>
-          <w:sz w:val="28"/>
-          <w:szCs w:val="28"/>
-          <w:lang w:val="en-US"/>
+          <w:rFonts w:ascii="Aptos Display" w:eastAsia="Aptos Display" w:hAnsi="Aptos Display" w:cs="Aptos Display"/>
+          <w:b/>
+          <w:bCs/>
         </w:rPr>
         <w:t>2. Components Table</w:t>
       </w:r>
     </w:p>
     <w:tbl>
       <w:tblPr>
-        <w:tblStyle w:val="TableNormal"/>
-        <w:bidiVisual w:val="0"/>
         <w:tblW w:w="0" w:type="auto"/>
         <w:tblBorders>
-          <w:top w:val="single" w:color="000000" w:themeColor="text1" w:sz="12"/>
-          <w:left w:val="single" w:color="000000" w:themeColor="text1" w:sz="12"/>
-          <w:bottom w:val="single" w:color="000000" w:themeColor="text1" w:sz="12"/>
-          <w:right w:val="single" w:color="000000" w:themeColor="text1" w:sz="12"/>
-          <w:insideH w:val="single" w:color="000000" w:themeColor="text1" w:sz="12"/>
-          <w:insideV w:val="single" w:color="000000" w:themeColor="text1" w:sz="12"/>
+          <w:top w:val="single" w:sz="12" w:space="0" w:color="000000" w:themeColor="text1"/>
+          <w:left w:val="single" w:sz="12" w:space="0" w:color="000000" w:themeColor="text1"/>
+          <w:bottom w:val="single" w:sz="12" w:space="0" w:color="000000" w:themeColor="text1"/>
+          <w:right w:val="single" w:sz="12" w:space="0" w:color="000000" w:themeColor="text1"/>
+          <w:insideH w:val="single" w:sz="12" w:space="0" w:color="000000" w:themeColor="text1"/>
+          <w:insideV w:val="single" w:sz="12" w:space="0" w:color="000000" w:themeColor="text1"/>
         </w:tblBorders>
         <w:tblLook w:val="06A0" w:firstRow="1" w:lastRow="0" w:firstColumn="1" w:lastColumn="0" w:noHBand="1" w:noVBand="1"/>
       </w:tblPr>
       <w:tblGrid>
-        <w:gridCol w:w="1500"/>
-        <w:gridCol w:w="2670"/>
-        <w:gridCol w:w="1910"/>
-        <w:gridCol w:w="3399"/>
+        <w:gridCol w:w="1828"/>
+        <w:gridCol w:w="2284"/>
+        <w:gridCol w:w="2252"/>
+        <w:gridCol w:w="2966"/>
       </w:tblGrid>
       <w:tr>
         <w:trPr>
@@ -112,19 +129,22 @@
         </w:trPr>
         <w:tc>
           <w:tcPr>
-            <w:tcW w:w="1500" w:type="dxa"/>
-            <w:tcMar/>
-            <w:vAlign w:val="center"/>
-          </w:tcPr>
-          <w:p>
-            <w:pPr>
-              <w:spacing w:before="0" w:beforeAutospacing="off" w:after="0" w:afterAutospacing="off"/>
-              <w:jc w:val="center"/>
-            </w:pPr>
-            <w:r>
-              <w:rPr>
-                <w:b w:val="1"/>
-                <w:bCs w:val="1"/>
+            <w:tcW w:w="1828" w:type="dxa"/>
+            <w:vAlign w:val="center"/>
+          </w:tcPr>
+          <w:p>
+            <w:pPr>
+              <w:spacing w:after="0"/>
+              <w:jc w:val="center"/>
+              <w:rPr>
+                <w:color w:val="000000" w:themeColor="text1"/>
+              </w:rPr>
+            </w:pPr>
+            <w:r>
+              <w:rPr>
+                <w:b/>
+                <w:bCs/>
+                <w:color w:val="000000" w:themeColor="text1"/>
               </w:rPr>
               <w:t>Component</w:t>
             </w:r>
@@ -132,19 +152,22 @@
         </w:tc>
         <w:tc>
           <w:tcPr>
-            <w:tcW w:w="2670" w:type="dxa"/>
-            <w:tcMar/>
-            <w:vAlign w:val="center"/>
-          </w:tcPr>
-          <w:p>
-            <w:pPr>
-              <w:spacing w:before="0" w:beforeAutospacing="off" w:after="0" w:afterAutospacing="off"/>
-              <w:jc w:val="center"/>
-            </w:pPr>
-            <w:r>
-              <w:rPr>
-                <w:b w:val="1"/>
-                <w:bCs w:val="1"/>
+            <w:tcW w:w="2284" w:type="dxa"/>
+            <w:vAlign w:val="center"/>
+          </w:tcPr>
+          <w:p>
+            <w:pPr>
+              <w:spacing w:after="0"/>
+              <w:jc w:val="center"/>
+              <w:rPr>
+                <w:color w:val="000000" w:themeColor="text1"/>
+              </w:rPr>
+            </w:pPr>
+            <w:r>
+              <w:rPr>
+                <w:b/>
+                <w:bCs/>
+                <w:color w:val="000000" w:themeColor="text1"/>
               </w:rPr>
               <w:t>Quantity</w:t>
             </w:r>
@@ -152,19 +175,22 @@
         </w:tc>
         <w:tc>
           <w:tcPr>
-            <w:tcW w:w="1910" w:type="dxa"/>
-            <w:tcMar/>
-            <w:vAlign w:val="center"/>
-          </w:tcPr>
-          <w:p>
-            <w:pPr>
-              <w:spacing w:before="0" w:beforeAutospacing="off" w:after="0" w:afterAutospacing="off"/>
-              <w:jc w:val="center"/>
-            </w:pPr>
-            <w:r>
-              <w:rPr>
-                <w:b w:val="1"/>
-                <w:bCs w:val="1"/>
+            <w:tcW w:w="2252" w:type="dxa"/>
+            <w:vAlign w:val="center"/>
+          </w:tcPr>
+          <w:p>
+            <w:pPr>
+              <w:spacing w:after="0"/>
+              <w:jc w:val="center"/>
+              <w:rPr>
+                <w:color w:val="000000" w:themeColor="text1"/>
+              </w:rPr>
+            </w:pPr>
+            <w:r>
+              <w:rPr>
+                <w:b/>
+                <w:bCs/>
+                <w:color w:val="000000" w:themeColor="text1"/>
               </w:rPr>
               <w:t>Purpose</w:t>
             </w:r>
@@ -172,19 +198,22 @@
         </w:tc>
         <w:tc>
           <w:tcPr>
-            <w:tcW w:w="3399" w:type="dxa"/>
-            <w:tcMar/>
-            <w:vAlign w:val="center"/>
-          </w:tcPr>
-          <w:p>
-            <w:pPr>
-              <w:spacing w:before="0" w:beforeAutospacing="off" w:after="0" w:afterAutospacing="off"/>
-              <w:jc w:val="center"/>
-            </w:pPr>
-            <w:r>
-              <w:rPr>
-                <w:b w:val="1"/>
-                <w:bCs w:val="1"/>
+            <w:tcW w:w="2966" w:type="dxa"/>
+            <w:vAlign w:val="center"/>
+          </w:tcPr>
+          <w:p>
+            <w:pPr>
+              <w:spacing w:after="0"/>
+              <w:jc w:val="center"/>
+              <w:rPr>
+                <w:color w:val="000000" w:themeColor="text1"/>
+              </w:rPr>
+            </w:pPr>
+            <w:r>
+              <w:rPr>
+                <w:b/>
+                <w:bCs/>
+                <w:color w:val="000000" w:themeColor="text1"/>
               </w:rPr>
               <w:t>Justification</w:t>
             </w:r>
@@ -197,212 +226,707 @@
         </w:trPr>
         <w:tc>
           <w:tcPr>
-            <w:tcW w:w="1500" w:type="dxa"/>
-            <w:tcMar/>
-            <w:vAlign w:val="center"/>
-          </w:tcPr>
-          <w:p>
-            <w:pPr>
-              <w:pStyle w:val="Normal"/>
-              <w:bidi w:val="0"/>
-              <w:jc w:val="center"/>
-              <w:rPr>
-                <w:b w:val="0"/>
-                <w:bCs w:val="0"/>
-                <w:i w:val="1"/>
-                <w:iCs w:val="1"/>
-                <w:color w:val="7F7F7F" w:themeColor="text1" w:themeTint="80" w:themeShade="FF"/>
-              </w:rPr>
-            </w:pPr>
-            <w:r>
-              <w:rPr>
-                <w:b w:val="0"/>
-                <w:bCs w:val="0"/>
-                <w:i w:val="1"/>
-                <w:iCs w:val="1"/>
-                <w:color w:val="7F7F7F" w:themeColor="text1" w:themeTint="80" w:themeShade="FF"/>
-              </w:rPr>
-              <w:t>Stepper Motor</w:t>
-            </w:r>
-          </w:p>
-        </w:tc>
-        <w:tc>
-          <w:tcPr>
-            <w:tcW w:w="2670" w:type="dxa"/>
-            <w:tcMar/>
-            <w:vAlign w:val="center"/>
-          </w:tcPr>
-          <w:p>
-            <w:pPr>
-              <w:pStyle w:val="Normal"/>
-              <w:bidi w:val="0"/>
-              <w:jc w:val="center"/>
-              <w:rPr>
-                <w:b w:val="0"/>
-                <w:bCs w:val="0"/>
-                <w:i w:val="1"/>
-                <w:iCs w:val="1"/>
-                <w:color w:val="7F7F7F" w:themeColor="text1" w:themeTint="80" w:themeShade="FF"/>
-              </w:rPr>
-            </w:pPr>
-            <w:r>
-              <w:rPr>
-                <w:b w:val="0"/>
-                <w:bCs w:val="0"/>
-                <w:i w:val="1"/>
-                <w:iCs w:val="1"/>
-                <w:color w:val="7F7F7F" w:themeColor="text1" w:themeTint="80" w:themeShade="FF"/>
-              </w:rPr>
-              <w:t>2</w:t>
-            </w:r>
-          </w:p>
-        </w:tc>
-        <w:tc>
-          <w:tcPr>
-            <w:tcW w:w="1910" w:type="dxa"/>
-            <w:tcMar/>
-            <w:vAlign w:val="center"/>
-          </w:tcPr>
-          <w:p>
-            <w:pPr>
-              <w:pStyle w:val="Normal"/>
-              <w:bidi w:val="0"/>
-              <w:jc w:val="center"/>
-              <w:rPr>
-                <w:b w:val="0"/>
-                <w:bCs w:val="0"/>
-                <w:i w:val="1"/>
-                <w:iCs w:val="1"/>
-                <w:color w:val="7F7F7F" w:themeColor="text1" w:themeTint="80" w:themeShade="FF"/>
-              </w:rPr>
-            </w:pPr>
-            <w:r>
-              <w:rPr>
-                <w:b w:val="0"/>
-                <w:bCs w:val="0"/>
-                <w:i w:val="1"/>
-                <w:iCs w:val="1"/>
-                <w:color w:val="7F7F7F" w:themeColor="text1" w:themeTint="80" w:themeShade="FF"/>
-              </w:rPr>
-              <w:t xml:space="preserve">To move the shaft connected to the </w:t>
-            </w:r>
-            <w:r>
-              <w:rPr>
-                <w:b w:val="0"/>
-                <w:bCs w:val="0"/>
-                <w:i w:val="1"/>
-                <w:iCs w:val="1"/>
-                <w:color w:val="7F7F7F" w:themeColor="text1" w:themeTint="80" w:themeShade="FF"/>
-              </w:rPr>
-              <w:t>flowerpot</w:t>
-            </w:r>
-          </w:p>
-        </w:tc>
-        <w:tc>
-          <w:tcPr>
-            <w:tcW w:w="3399" w:type="dxa"/>
-            <w:tcMar/>
-            <w:vAlign w:val="center"/>
-          </w:tcPr>
-          <w:p>
-            <w:pPr>
-              <w:pStyle w:val="Normal"/>
-              <w:bidi w:val="0"/>
-              <w:jc w:val="center"/>
-              <w:rPr>
-                <w:b w:val="0"/>
-                <w:bCs w:val="0"/>
-                <w:i w:val="1"/>
-                <w:iCs w:val="1"/>
-                <w:color w:val="7F7F7F" w:themeColor="text1" w:themeTint="80" w:themeShade="FF"/>
-              </w:rPr>
-            </w:pPr>
-            <w:r>
-              <w:rPr>
-                <w:b w:val="0"/>
-                <w:bCs w:val="0"/>
-                <w:i w:val="1"/>
-                <w:iCs w:val="1"/>
-                <w:color w:val="7F7F7F" w:themeColor="text1" w:themeTint="80" w:themeShade="FF"/>
-              </w:rPr>
-              <w:t xml:space="preserve">Precise angle is </w:t>
-            </w:r>
-            <w:r>
-              <w:rPr>
-                <w:b w:val="0"/>
-                <w:bCs w:val="0"/>
-                <w:i w:val="1"/>
-                <w:iCs w:val="1"/>
-                <w:color w:val="7F7F7F" w:themeColor="text1" w:themeTint="80" w:themeShade="FF"/>
-              </w:rPr>
-              <w:t>required</w:t>
-            </w:r>
-            <w:r>
-              <w:rPr>
-                <w:b w:val="0"/>
-                <w:bCs w:val="0"/>
-                <w:i w:val="1"/>
-                <w:iCs w:val="1"/>
-                <w:color w:val="7F7F7F" w:themeColor="text1" w:themeTint="80" w:themeShade="FF"/>
-              </w:rPr>
-              <w:t xml:space="preserve"> for this </w:t>
-            </w:r>
-            <w:r>
-              <w:rPr>
-                <w:b w:val="0"/>
-                <w:bCs w:val="0"/>
-                <w:i w:val="1"/>
-                <w:iCs w:val="1"/>
-                <w:color w:val="7F7F7F" w:themeColor="text1" w:themeTint="80" w:themeShade="FF"/>
-              </w:rPr>
-              <w:t>application</w:t>
-            </w:r>
-            <w:r>
-              <w:rPr>
-                <w:b w:val="0"/>
-                <w:bCs w:val="0"/>
-                <w:i w:val="1"/>
-                <w:iCs w:val="1"/>
-                <w:color w:val="7F7F7F" w:themeColor="text1" w:themeTint="80" w:themeShade="FF"/>
-              </w:rPr>
-              <w:t xml:space="preserve"> and hence stepper motor</w:t>
+            <w:tcW w:w="1828" w:type="dxa"/>
+            <w:vAlign w:val="center"/>
+          </w:tcPr>
+          <w:p>
+            <w:pPr>
+              <w:jc w:val="center"/>
+              <w:rPr>
+                <w:color w:val="000000" w:themeColor="text1"/>
+              </w:rPr>
+            </w:pPr>
+            <w:proofErr w:type="spellStart"/>
+            <w:r>
+              <w:rPr>
+                <w:color w:val="000000" w:themeColor="text1"/>
+              </w:rPr>
+              <w:lastRenderedPageBreak/>
+              <w:t>NeoPixel</w:t>
+            </w:r>
+            <w:proofErr w:type="spellEnd"/>
+            <w:r>
+              <w:rPr>
+                <w:color w:val="000000" w:themeColor="text1"/>
+              </w:rPr>
+              <w:t xml:space="preserve"> strip</w:t>
+            </w:r>
+          </w:p>
+        </w:tc>
+        <w:tc>
+          <w:tcPr>
+            <w:tcW w:w="2284" w:type="dxa"/>
+            <w:vAlign w:val="center"/>
+          </w:tcPr>
+          <w:p>
+            <w:pPr>
+              <w:jc w:val="center"/>
+              <w:rPr>
+                <w:color w:val="000000" w:themeColor="text1"/>
+              </w:rPr>
+            </w:pPr>
+            <w:r>
+              <w:rPr>
+                <w:color w:val="000000" w:themeColor="text1"/>
+              </w:rPr>
+              <w:t>1 (60 LEDS, 1m)</w:t>
+            </w:r>
+          </w:p>
+        </w:tc>
+        <w:tc>
+          <w:tcPr>
+            <w:tcW w:w="2252" w:type="dxa"/>
+            <w:vAlign w:val="center"/>
+          </w:tcPr>
+          <w:p>
+            <w:pPr>
+              <w:jc w:val="center"/>
+              <w:rPr>
+                <w:color w:val="000000" w:themeColor="text1"/>
+              </w:rPr>
+            </w:pPr>
+            <w:r>
+              <w:rPr>
+                <w:color w:val="000000" w:themeColor="text1"/>
+              </w:rPr>
+              <w:t>To provide the light sequence for the lightsaber</w:t>
+            </w:r>
+          </w:p>
+        </w:tc>
+        <w:tc>
+          <w:tcPr>
+            <w:tcW w:w="2966" w:type="dxa"/>
+            <w:vAlign w:val="center"/>
+          </w:tcPr>
+          <w:p>
+            <w:pPr>
+              <w:jc w:val="center"/>
+              <w:rPr>
+                <w:color w:val="000000" w:themeColor="text1"/>
+              </w:rPr>
+            </w:pPr>
+            <w:r>
+              <w:rPr>
+                <w:color w:val="000000" w:themeColor="text1"/>
+              </w:rPr>
+              <w:t>Contains RGB LEDs that can be controlled independently from the microcontroller to create custom animations</w:t>
+            </w:r>
+          </w:p>
+        </w:tc>
+      </w:tr>
+      <w:tr>
+        <w:trPr>
+          <w:trHeight w:val="300"/>
+        </w:trPr>
+        <w:tc>
+          <w:tcPr>
+            <w:tcW w:w="1828" w:type="dxa"/>
+            <w:vAlign w:val="center"/>
+          </w:tcPr>
+          <w:p>
+            <w:pPr>
+              <w:jc w:val="center"/>
+              <w:rPr>
+                <w:color w:val="000000" w:themeColor="text1"/>
+              </w:rPr>
+            </w:pPr>
+            <w:r>
+              <w:rPr>
+                <w:color w:val="000000" w:themeColor="text1"/>
+              </w:rPr>
+              <w:t>Light Dependent Resistor (LDR)</w:t>
+            </w:r>
+          </w:p>
+        </w:tc>
+        <w:tc>
+          <w:tcPr>
+            <w:tcW w:w="2284" w:type="dxa"/>
+            <w:vAlign w:val="center"/>
+          </w:tcPr>
+          <w:p>
+            <w:pPr>
+              <w:jc w:val="center"/>
+              <w:rPr>
+                <w:color w:val="000000" w:themeColor="text1"/>
+              </w:rPr>
+            </w:pPr>
+            <w:r>
+              <w:rPr>
+                <w:color w:val="000000" w:themeColor="text1"/>
+              </w:rPr>
+              <w:t>1</w:t>
+            </w:r>
+          </w:p>
+        </w:tc>
+        <w:tc>
+          <w:tcPr>
+            <w:tcW w:w="2252" w:type="dxa"/>
+            <w:vAlign w:val="center"/>
+          </w:tcPr>
+          <w:p>
+            <w:pPr>
+              <w:jc w:val="center"/>
+              <w:rPr>
+                <w:color w:val="000000" w:themeColor="text1"/>
+              </w:rPr>
+            </w:pPr>
+            <w:r>
+              <w:rPr>
+                <w:color w:val="000000" w:themeColor="text1"/>
+              </w:rPr>
+              <w:t>Detects darkness to activate the light sequence</w:t>
+            </w:r>
+            <w:r>
+              <w:rPr>
+                <w:color w:val="000000" w:themeColor="text1"/>
+              </w:rPr>
+              <w:br/>
+              <w:t>Done when the user puts their hand around the hilt</w:t>
+            </w:r>
+          </w:p>
+        </w:tc>
+        <w:tc>
+          <w:tcPr>
+            <w:tcW w:w="2966" w:type="dxa"/>
+            <w:vAlign w:val="center"/>
+          </w:tcPr>
+          <w:p>
+            <w:pPr>
+              <w:jc w:val="center"/>
+              <w:rPr>
+                <w:color w:val="000000" w:themeColor="text1"/>
+              </w:rPr>
+            </w:pPr>
+            <w:r>
+              <w:rPr>
+                <w:color w:val="000000" w:themeColor="text1"/>
+              </w:rPr>
+              <w:t xml:space="preserve">The LDR </w:t>
+            </w:r>
+            <w:r>
+              <w:rPr>
+                <w:color w:val="000000" w:themeColor="text1"/>
+              </w:rPr>
+              <w:t>can be used as an input when darkness is detected, which is why we positioned it on the hilt so the light sequence switches on instantaneously when touched by the user</w:t>
+            </w:r>
+          </w:p>
+        </w:tc>
+      </w:tr>
+      <w:tr>
+        <w:trPr>
+          <w:trHeight w:val="300"/>
+        </w:trPr>
+        <w:tc>
+          <w:tcPr>
+            <w:tcW w:w="1828" w:type="dxa"/>
+            <w:vAlign w:val="center"/>
+          </w:tcPr>
+          <w:p>
+            <w:pPr>
+              <w:jc w:val="center"/>
+              <w:rPr>
+                <w:color w:val="000000" w:themeColor="text1"/>
+              </w:rPr>
+            </w:pPr>
+            <w:r>
+              <w:rPr>
+                <w:color w:val="000000" w:themeColor="text1"/>
+              </w:rPr>
+              <w:t>Push Button</w:t>
+            </w:r>
+          </w:p>
+        </w:tc>
+        <w:tc>
+          <w:tcPr>
+            <w:tcW w:w="2284" w:type="dxa"/>
+            <w:vAlign w:val="center"/>
+          </w:tcPr>
+          <w:p>
+            <w:pPr>
+              <w:jc w:val="center"/>
+              <w:rPr>
+                <w:color w:val="000000" w:themeColor="text1"/>
+              </w:rPr>
+            </w:pPr>
+            <w:r>
+              <w:rPr>
+                <w:color w:val="000000" w:themeColor="text1"/>
+              </w:rPr>
+              <w:t>1</w:t>
+            </w:r>
+          </w:p>
+        </w:tc>
+        <w:tc>
+          <w:tcPr>
+            <w:tcW w:w="2252" w:type="dxa"/>
+            <w:vAlign w:val="center"/>
+          </w:tcPr>
+          <w:p>
+            <w:pPr>
+              <w:jc w:val="center"/>
+              <w:rPr>
+                <w:color w:val="000000" w:themeColor="text1"/>
+              </w:rPr>
+            </w:pPr>
+            <w:r>
+              <w:rPr>
+                <w:color w:val="000000" w:themeColor="text1"/>
+              </w:rPr>
+              <w:t xml:space="preserve">Input to cycle through 4 different </w:t>
+            </w:r>
+            <w:proofErr w:type="spellStart"/>
+            <w:r>
+              <w:rPr>
+                <w:color w:val="000000" w:themeColor="text1"/>
+              </w:rPr>
+              <w:t>colours</w:t>
+            </w:r>
+            <w:proofErr w:type="spellEnd"/>
+            <w:r>
+              <w:rPr>
+                <w:color w:val="000000" w:themeColor="text1"/>
+              </w:rPr>
+              <w:t xml:space="preserve"> on the </w:t>
+            </w:r>
+            <w:proofErr w:type="spellStart"/>
+            <w:r>
+              <w:rPr>
+                <w:color w:val="000000" w:themeColor="text1"/>
+              </w:rPr>
+              <w:t>NeoPixel</w:t>
+            </w:r>
+            <w:proofErr w:type="spellEnd"/>
+            <w:r>
+              <w:rPr>
+                <w:color w:val="000000" w:themeColor="text1"/>
+              </w:rPr>
+              <w:t xml:space="preserve"> </w:t>
+            </w:r>
+          </w:p>
+        </w:tc>
+        <w:tc>
+          <w:tcPr>
+            <w:tcW w:w="2966" w:type="dxa"/>
+            <w:vAlign w:val="center"/>
+          </w:tcPr>
+          <w:p>
+            <w:pPr>
+              <w:jc w:val="center"/>
+              <w:rPr>
+                <w:color w:val="000000" w:themeColor="text1"/>
+              </w:rPr>
+            </w:pPr>
+            <w:r>
+              <w:rPr>
+                <w:color w:val="000000" w:themeColor="text1"/>
+              </w:rPr>
+              <w:t xml:space="preserve">As a manual switch, it will allow the users to activate a </w:t>
+            </w:r>
+            <w:proofErr w:type="spellStart"/>
+            <w:r>
+              <w:rPr>
+                <w:color w:val="000000" w:themeColor="text1"/>
+              </w:rPr>
+              <w:t>colour</w:t>
+            </w:r>
+            <w:proofErr w:type="spellEnd"/>
+            <w:r>
+              <w:rPr>
+                <w:color w:val="000000" w:themeColor="text1"/>
+              </w:rPr>
+              <w:t xml:space="preserve"> of their choice by </w:t>
+            </w:r>
+            <w:r>
+              <w:rPr>
+                <w:color w:val="000000" w:themeColor="text1"/>
+              </w:rPr>
+              <w:t xml:space="preserve">closing the circuit </w:t>
+            </w:r>
+            <w:r>
+              <w:rPr>
+                <w:color w:val="000000" w:themeColor="text1"/>
+              </w:rPr>
+              <w:t>when pushed</w:t>
+            </w:r>
+          </w:p>
+        </w:tc>
+      </w:tr>
+      <w:tr>
+        <w:trPr>
+          <w:trHeight w:val="300"/>
+        </w:trPr>
+        <w:tc>
+          <w:tcPr>
+            <w:tcW w:w="1828" w:type="dxa"/>
+            <w:vAlign w:val="center"/>
+          </w:tcPr>
+          <w:p>
+            <w:pPr>
+              <w:jc w:val="center"/>
+              <w:rPr>
+                <w:color w:val="000000" w:themeColor="text1"/>
+              </w:rPr>
+            </w:pPr>
+            <w:r>
+              <w:rPr>
+                <w:color w:val="000000" w:themeColor="text1"/>
+              </w:rPr>
+              <w:t xml:space="preserve"> MPU 6050</w:t>
+            </w:r>
+          </w:p>
+        </w:tc>
+        <w:tc>
+          <w:tcPr>
+            <w:tcW w:w="2284" w:type="dxa"/>
+            <w:vAlign w:val="center"/>
+          </w:tcPr>
+          <w:p>
+            <w:pPr>
+              <w:jc w:val="center"/>
+              <w:rPr>
+                <w:color w:val="000000" w:themeColor="text1"/>
+              </w:rPr>
+            </w:pPr>
+            <w:r>
+              <w:rPr>
+                <w:color w:val="000000" w:themeColor="text1"/>
+              </w:rPr>
+              <w:t>1</w:t>
+            </w:r>
+          </w:p>
+        </w:tc>
+        <w:tc>
+          <w:tcPr>
+            <w:tcW w:w="2252" w:type="dxa"/>
+            <w:vAlign w:val="center"/>
+          </w:tcPr>
+          <w:p>
+            <w:pPr>
+              <w:jc w:val="center"/>
+              <w:rPr>
+                <w:color w:val="000000" w:themeColor="text1"/>
+              </w:rPr>
+            </w:pPr>
+            <w:r>
+              <w:rPr>
+                <w:color w:val="000000" w:themeColor="text1"/>
+              </w:rPr>
+              <w:t>Used to turn the lightsaber into a</w:t>
+            </w:r>
+            <w:r>
+              <w:rPr>
+                <w:color w:val="000000" w:themeColor="text1"/>
+              </w:rPr>
+              <w:t xml:space="preserve"> gesture</w:t>
+            </w:r>
+            <w:r>
+              <w:rPr>
+                <w:color w:val="000000" w:themeColor="text1"/>
+              </w:rPr>
+              <w:t xml:space="preserve"> controller for the browser game</w:t>
+            </w:r>
+          </w:p>
+        </w:tc>
+        <w:tc>
+          <w:tcPr>
+            <w:tcW w:w="2966" w:type="dxa"/>
+            <w:vAlign w:val="center"/>
+          </w:tcPr>
+          <w:p>
+            <w:pPr>
+              <w:jc w:val="center"/>
+              <w:rPr>
+                <w:color w:val="000000" w:themeColor="text1"/>
+              </w:rPr>
+            </w:pPr>
+            <w:r>
+              <w:rPr>
+                <w:color w:val="000000" w:themeColor="text1"/>
+              </w:rPr>
+              <w:t>Motion-tracking</w:t>
+            </w:r>
+            <w:r>
+              <w:rPr>
+                <w:color w:val="000000" w:themeColor="text1"/>
+              </w:rPr>
+              <w:t xml:space="preserve"> sensor </w:t>
+            </w:r>
+            <w:proofErr w:type="gramStart"/>
+            <w:r>
+              <w:rPr>
+                <w:color w:val="000000" w:themeColor="text1"/>
+              </w:rPr>
+              <w:t xml:space="preserve">with </w:t>
+            </w:r>
+            <w:r>
+              <w:rPr>
+                <w:color w:val="000000" w:themeColor="text1"/>
+              </w:rPr>
+              <w:t xml:space="preserve"> a</w:t>
+            </w:r>
+            <w:proofErr w:type="gramEnd"/>
+            <w:r>
+              <w:rPr>
+                <w:color w:val="000000" w:themeColor="text1"/>
+              </w:rPr>
+              <w:t xml:space="preserve"> gyroscope and an accelerometer</w:t>
+            </w:r>
+            <w:r>
+              <w:rPr>
+                <w:color w:val="000000" w:themeColor="text1"/>
+              </w:rPr>
+              <w:t xml:space="preserve"> to send user’s wrist orientation, acceleration and rotation data to ESP32 to match the movement to the game</w:t>
+            </w:r>
+          </w:p>
+        </w:tc>
+      </w:tr>
+      <w:tr>
+        <w:trPr>
+          <w:trHeight w:val="300"/>
+        </w:trPr>
+        <w:tc>
+          <w:tcPr>
+            <w:tcW w:w="1828" w:type="dxa"/>
+            <w:vAlign w:val="center"/>
+          </w:tcPr>
+          <w:p>
+            <w:pPr>
+              <w:jc w:val="center"/>
+              <w:rPr>
+                <w:color w:val="000000" w:themeColor="text1"/>
+              </w:rPr>
+            </w:pPr>
+            <w:r>
+              <w:rPr>
+                <w:color w:val="000000" w:themeColor="text1"/>
+              </w:rPr>
+              <w:t>ESP 32</w:t>
+            </w:r>
+          </w:p>
+        </w:tc>
+        <w:tc>
+          <w:tcPr>
+            <w:tcW w:w="2284" w:type="dxa"/>
+            <w:vAlign w:val="center"/>
+          </w:tcPr>
+          <w:p>
+            <w:pPr>
+              <w:jc w:val="center"/>
+              <w:rPr>
+                <w:color w:val="000000" w:themeColor="text1"/>
+              </w:rPr>
+            </w:pPr>
+            <w:r>
+              <w:rPr>
+                <w:color w:val="000000" w:themeColor="text1"/>
+              </w:rPr>
+              <w:t>1</w:t>
+            </w:r>
+          </w:p>
+        </w:tc>
+        <w:tc>
+          <w:tcPr>
+            <w:tcW w:w="2252" w:type="dxa"/>
+            <w:vAlign w:val="center"/>
+          </w:tcPr>
+          <w:p>
+            <w:pPr>
+              <w:jc w:val="center"/>
+              <w:rPr>
+                <w:color w:val="000000" w:themeColor="text1"/>
+              </w:rPr>
+            </w:pPr>
+            <w:r>
+              <w:rPr>
+                <w:color w:val="000000" w:themeColor="text1"/>
+              </w:rPr>
+              <w:t>Stores and controls all the tasks coded for the other components</w:t>
+            </w:r>
+          </w:p>
+        </w:tc>
+        <w:tc>
+          <w:tcPr>
+            <w:tcW w:w="2966" w:type="dxa"/>
+            <w:vAlign w:val="center"/>
+          </w:tcPr>
+          <w:p>
+            <w:pPr>
+              <w:jc w:val="center"/>
+              <w:rPr>
+                <w:color w:val="000000" w:themeColor="text1"/>
+              </w:rPr>
+            </w:pPr>
+            <w:r>
+              <w:rPr>
+                <w:color w:val="000000" w:themeColor="text1"/>
+              </w:rPr>
+              <w:t xml:space="preserve">Since it has integrated Wi-Fi capabilities, we were able to create a </w:t>
+            </w:r>
+            <w:proofErr w:type="gramStart"/>
+            <w:r>
+              <w:rPr>
+                <w:color w:val="000000" w:themeColor="text1"/>
+              </w:rPr>
+              <w:t>browser based</w:t>
+            </w:r>
+            <w:proofErr w:type="gramEnd"/>
+            <w:r>
+              <w:rPr>
+                <w:color w:val="000000" w:themeColor="text1"/>
+              </w:rPr>
+              <w:t xml:space="preserve"> game </w:t>
+            </w:r>
+          </w:p>
+        </w:tc>
+      </w:tr>
+      <w:tr>
+        <w:trPr>
+          <w:trHeight w:val="300"/>
+        </w:trPr>
+        <w:tc>
+          <w:tcPr>
+            <w:tcW w:w="1828" w:type="dxa"/>
+            <w:vAlign w:val="center"/>
+          </w:tcPr>
+          <w:p>
+            <w:pPr>
+              <w:jc w:val="center"/>
+              <w:rPr>
+                <w:color w:val="000000" w:themeColor="text1"/>
+              </w:rPr>
+            </w:pPr>
+            <w:r>
+              <w:rPr>
+                <w:color w:val="000000" w:themeColor="text1"/>
+              </w:rPr>
+              <w:t>Power Supply Module</w:t>
+            </w:r>
+          </w:p>
+        </w:tc>
+        <w:tc>
+          <w:tcPr>
+            <w:tcW w:w="2284" w:type="dxa"/>
+            <w:vAlign w:val="center"/>
+          </w:tcPr>
+          <w:p>
+            <w:pPr>
+              <w:jc w:val="center"/>
+              <w:rPr>
+                <w:color w:val="000000" w:themeColor="text1"/>
+              </w:rPr>
+            </w:pPr>
+            <w:r>
+              <w:rPr>
+                <w:color w:val="000000" w:themeColor="text1"/>
+              </w:rPr>
+              <w:t>1</w:t>
+            </w:r>
+          </w:p>
+        </w:tc>
+        <w:tc>
+          <w:tcPr>
+            <w:tcW w:w="2252" w:type="dxa"/>
+            <w:vAlign w:val="center"/>
+          </w:tcPr>
+          <w:p>
+            <w:pPr>
+              <w:jc w:val="center"/>
+              <w:rPr>
+                <w:color w:val="000000" w:themeColor="text1"/>
+              </w:rPr>
+            </w:pPr>
+            <w:r>
+              <w:rPr>
+                <w:color w:val="000000" w:themeColor="text1"/>
+              </w:rPr>
+              <w:t xml:space="preserve">Connected to the </w:t>
+            </w:r>
+            <w:proofErr w:type="spellStart"/>
+            <w:r>
+              <w:rPr>
+                <w:color w:val="000000" w:themeColor="text1"/>
+              </w:rPr>
+              <w:t>NeoPixel</w:t>
+            </w:r>
+            <w:proofErr w:type="spellEnd"/>
+            <w:r>
+              <w:rPr>
+                <w:color w:val="000000" w:themeColor="text1"/>
+              </w:rPr>
+              <w:t xml:space="preserve"> strip to provide power</w:t>
+            </w:r>
+          </w:p>
+        </w:tc>
+        <w:tc>
+          <w:tcPr>
+            <w:tcW w:w="2966" w:type="dxa"/>
+            <w:vAlign w:val="center"/>
+          </w:tcPr>
+          <w:p>
+            <w:pPr>
+              <w:jc w:val="center"/>
+              <w:rPr>
+                <w:color w:val="000000" w:themeColor="text1"/>
+              </w:rPr>
+            </w:pPr>
+            <w:r>
+              <w:rPr>
+                <w:color w:val="000000" w:themeColor="text1"/>
+              </w:rPr>
+              <w:t xml:space="preserve">Provides the required 5V DC supply to the </w:t>
+            </w:r>
+            <w:proofErr w:type="spellStart"/>
+            <w:r>
+              <w:rPr>
+                <w:color w:val="000000" w:themeColor="text1"/>
+              </w:rPr>
+              <w:t>NeoPixel</w:t>
+            </w:r>
+            <w:proofErr w:type="spellEnd"/>
+            <w:r>
+              <w:rPr>
+                <w:color w:val="000000" w:themeColor="text1"/>
+              </w:rPr>
+              <w:t xml:space="preserve"> strip</w:t>
             </w:r>
           </w:p>
         </w:tc>
       </w:tr>
     </w:tbl>
-    <w:p xmlns:wp14="http://schemas.microsoft.com/office/word/2010/wordml" wp14:paraId="1E815BE2" wp14:textId="6D204588">
+    <w:p>
       <w:pPr>
-        <w:bidi w:val="0"/>
-        <w:spacing w:before="240" w:beforeAutospacing="off" w:after="240" w:afterAutospacing="off"/>
+        <w:spacing w:before="240" w:after="240"/>
         <w:rPr>
-          <w:rFonts w:ascii="Aptos Display" w:hAnsi="Aptos Display" w:eastAsia="Aptos Display" w:cs="Aptos Display"/>
-          <w:i w:val="1"/>
-          <w:iCs w:val="1"/>
-          <w:noProof w:val="0"/>
-          <w:color w:val="7F7F7F" w:themeColor="text1" w:themeTint="80" w:themeShade="FF"/>
-          <w:sz w:val="24"/>
-          <w:szCs w:val="24"/>
-          <w:lang w:val="en-US"/>
+          <w:rFonts w:ascii="Aptos Display" w:eastAsia="Aptos Display" w:hAnsi="Aptos Display" w:cs="Aptos Display"/>
+          <w:i/>
+          <w:iCs/>
+          <w:color w:val="7F7F7F" w:themeColor="text1" w:themeTint="80"/>
         </w:rPr>
       </w:pPr>
       <w:r>
         <w:rPr>
-          <w:rFonts w:ascii="Aptos Display" w:hAnsi="Aptos Display" w:eastAsia="Aptos Display" w:cs="Aptos Display"/>
-          <w:i w:val="1"/>
-          <w:iCs w:val="1"/>
-          <w:noProof w:val="0"/>
-          <w:color w:val="7F7F7F" w:themeColor="text1" w:themeTint="80" w:themeShade="FF"/>
-          <w:sz w:val="24"/>
-          <w:szCs w:val="24"/>
-          <w:lang w:val="en-US"/>
+          <w:rFonts w:ascii="Aptos Display" w:eastAsia="Aptos Display" w:hAnsi="Aptos Display" w:cs="Aptos Display"/>
+          <w:i/>
+          <w:iCs/>
+          <w:color w:val="7F7F7F" w:themeColor="text1" w:themeTint="80"/>
         </w:rPr>
         <w:t>Justification is important</w:t>
       </w:r>
     </w:p>
-    <w:p xmlns:wp14="http://schemas.microsoft.com/office/word/2010/wordml" wp14:paraId="2C078E63" wp14:textId="5538653A"/>
+    <w:p>
+      <w:pPr>
+        <w:spacing w:before="240" w:after="240"/>
+        <w:rPr>
+          <w:rFonts w:ascii="Aptos Display" w:eastAsia="Aptos Display" w:hAnsi="Aptos Display" w:cs="Aptos Display"/>
+          <w:i/>
+          <w:iCs/>
+          <w:color w:val="7F7F7F" w:themeColor="text1" w:themeTint="80"/>
+        </w:rPr>
+      </w:pPr>
+    </w:p>
+    <w:p/>
     <w:sectPr>
-      <w:pgSz w:w="12240" w:h="15840" w:orient="portrait"/>
+      <w:pgSz w:w="12240" w:h="15840"/>
       <w:pgMar w:top="1440" w:right="1440" w:bottom="1440" w:left="1440" w:header="720" w:footer="720" w:gutter="0"/>
       <w:cols w:space="720"/>
       <w:docGrid w:linePitch="360"/>
@@ -412,11 +936,12 @@
 </file>
 
 <file path=word/numbering.xml><?xml version="1.0" encoding="utf-8"?>
-<w:numbering xmlns:w="http://schemas.openxmlformats.org/wordprocessingml/2006/main">
-  <w:abstractNum xmlns:w="http://schemas.openxmlformats.org/wordprocessingml/2006/main" w:abstractNumId="1">
-    <w:nsid w:val="694ed263"/>
-    <w:multiLevelType xmlns:w="http://schemas.openxmlformats.org/wordprocessingml/2006/main" w:val="hybridMultilevel"/>
-    <w:lvl xmlns:w="http://schemas.openxmlformats.org/wordprocessingml/2006/main" w:ilvl="0">
+<w:numbering xmlns:wpc="http://schemas.microsoft.com/office/word/2010/wordprocessingCanvas" xmlns:cx="http://schemas.microsoft.com/office/drawing/2014/chartex" xmlns:cx1="http://schemas.microsoft.com/office/drawing/2015/9/8/chartex" xmlns:cx2="http://schemas.microsoft.com/office/drawing/2015/10/21/chartex" xmlns:cx3="http://schemas.microsoft.com/office/drawing/2016/5/9/chartex" xmlns:cx4="http://schemas.microsoft.com/office/drawing/2016/5/10/chartex" xmlns:cx5="http://schemas.microsoft.com/office/drawing/2016/5/11/chartex" xmlns:cx6="http://schemas.microsoft.com/office/drawing/2016/5/12/chartex" xmlns:cx7="http://schemas.microsoft.com/office/drawing/2016/5/13/chartex" xmlns:cx8="http://schemas.microsoft.com/office/drawing/2016/5/14/chartex" xmlns:mc="http://schemas.openxmlformats.org/markup-compatibility/2006" xmlns:aink="http://schemas.microsoft.com/office/drawing/2016/ink" xmlns:am3d="http://schemas.microsoft.com/office/drawing/2017/model3d" xmlns:o="urn:schemas-microsoft-com:office:office" xmlns:oel="http://schemas.microsoft.com/office/2019/extlst" xmlns:r="http://schemas.openxmlformats.org/officeDocument/2006/relationships" xmlns:m="http://schemas.openxmlformats.org/officeDocument/2006/math" xmlns:v="urn:schemas-microsoft-com:vml" xmlns:wp14="http://schemas.microsoft.com/office/word/2010/wordprocessingDrawing" xmlns:wp="http://schemas.openxmlformats.org/drawingml/2006/wordprocessingDrawing" xmlns:w10="urn:schemas-microsoft-com:office:word" xmlns:w="http://schemas.openxmlformats.org/wordprocessingml/2006/main" xmlns:w14="http://schemas.microsoft.com/office/word/2010/wordml" xmlns:w15="http://schemas.microsoft.com/office/word/2012/wordml" xmlns:w16cex="http://schemas.microsoft.com/office/word/2018/wordml/cex" xmlns:w16cid="http://schemas.microsoft.com/office/word/2016/wordml/cid" xmlns:w16="http://schemas.microsoft.com/office/word/2018/wordml" xmlns:w16du="http://schemas.microsoft.com/office/word/2023/wordml/word16du" xmlns:w16sdtdh="http://schemas.microsoft.com/office/word/2020/wordml/sdtdatahash" xmlns:w16sdtfl="http://schemas.microsoft.com/office/word/2024/wordml/sdtformatlock" xmlns:w16se="http://schemas.microsoft.com/office/word/2015/wordml/symex" xmlns:wpg="http://schemas.microsoft.com/office/word/2010/wordprocessingGroup" xmlns:wpi="http://schemas.microsoft.com/office/word/2010/wordprocessingInk" xmlns:wne="http://schemas.microsoft.com/office/word/2006/wordml" xmlns:wps="http://schemas.microsoft.com/office/word/2010/wordprocessingShape" mc:Ignorable="w14 w15 w16se w16cid w16 w16cex w16sdtdh w16sdtfl w16du wp14">
+  <w:abstractNum w:abstractNumId="0" w15:restartNumberingAfterBreak="0">
+    <w:nsid w:val="694ED263"/>
+    <w:multiLevelType w:val="hybridMultilevel"/>
+    <w:tmpl w:val="EF66C84A"/>
+    <w:lvl w:ilvl="0" w:tplc="5EF2FC66">
       <w:start w:val="1"/>
       <w:numFmt w:val="bullet"/>
       <w:lvlText w:val=""/>
@@ -425,10 +950,10 @@
         <w:ind w:left="720" w:hanging="360"/>
       </w:pPr>
       <w:rPr>
-        <w:rFonts w:hint="default" w:ascii="Symbol" w:hAnsi="Symbol"/>
+        <w:rFonts w:ascii="Symbol" w:hAnsi="Symbol" w:hint="default"/>
       </w:rPr>
     </w:lvl>
-    <w:lvl xmlns:w="http://schemas.openxmlformats.org/wordprocessingml/2006/main" w:ilvl="1">
+    <w:lvl w:ilvl="1" w:tplc="605293DA">
       <w:start w:val="1"/>
       <w:numFmt w:val="bullet"/>
       <w:lvlText w:val="o"/>
@@ -437,10 +962,10 @@
         <w:ind w:left="1440" w:hanging="360"/>
       </w:pPr>
       <w:rPr>
-        <w:rFonts w:hint="default" w:ascii="Courier New" w:hAnsi="Courier New"/>
+        <w:rFonts w:ascii="Courier New" w:hAnsi="Courier New" w:hint="default"/>
       </w:rPr>
     </w:lvl>
-    <w:lvl xmlns:w="http://schemas.openxmlformats.org/wordprocessingml/2006/main" w:ilvl="2">
+    <w:lvl w:ilvl="2" w:tplc="B156BEF2">
       <w:start w:val="1"/>
       <w:numFmt w:val="bullet"/>
       <w:lvlText w:val=""/>
@@ -449,10 +974,10 @@
         <w:ind w:left="2160" w:hanging="360"/>
       </w:pPr>
       <w:rPr>
-        <w:rFonts w:hint="default" w:ascii="Wingdings" w:hAnsi="Wingdings"/>
+        <w:rFonts w:ascii="Wingdings" w:hAnsi="Wingdings" w:hint="default"/>
       </w:rPr>
     </w:lvl>
-    <w:lvl xmlns:w="http://schemas.openxmlformats.org/wordprocessingml/2006/main" w:ilvl="3">
+    <w:lvl w:ilvl="3" w:tplc="05526BD4">
       <w:start w:val="1"/>
       <w:numFmt w:val="bullet"/>
       <w:lvlText w:val=""/>
@@ -461,10 +986,10 @@
         <w:ind w:left="2880" w:hanging="360"/>
       </w:pPr>
       <w:rPr>
-        <w:rFonts w:hint="default" w:ascii="Symbol" w:hAnsi="Symbol"/>
+        <w:rFonts w:ascii="Symbol" w:hAnsi="Symbol" w:hint="default"/>
       </w:rPr>
     </w:lvl>
-    <w:lvl xmlns:w="http://schemas.openxmlformats.org/wordprocessingml/2006/main" w:ilvl="4">
+    <w:lvl w:ilvl="4" w:tplc="3800A2BC">
       <w:start w:val="1"/>
       <w:numFmt w:val="bullet"/>
       <w:lvlText w:val="o"/>
@@ -473,10 +998,10 @@
         <w:ind w:left="3600" w:hanging="360"/>
       </w:pPr>
       <w:rPr>
-        <w:rFonts w:hint="default" w:ascii="Courier New" w:hAnsi="Courier New"/>
+        <w:rFonts w:ascii="Courier New" w:hAnsi="Courier New" w:hint="default"/>
       </w:rPr>
     </w:lvl>
-    <w:lvl xmlns:w="http://schemas.openxmlformats.org/wordprocessingml/2006/main" w:ilvl="5">
+    <w:lvl w:ilvl="5" w:tplc="B57005B4">
       <w:start w:val="1"/>
       <w:numFmt w:val="bullet"/>
       <w:lvlText w:val=""/>
@@ -485,10 +1010,10 @@
         <w:ind w:left="4320" w:hanging="360"/>
       </w:pPr>
       <w:rPr>
-        <w:rFonts w:hint="default" w:ascii="Wingdings" w:hAnsi="Wingdings"/>
+        <w:rFonts w:ascii="Wingdings" w:hAnsi="Wingdings" w:hint="default"/>
       </w:rPr>
     </w:lvl>
-    <w:lvl xmlns:w="http://schemas.openxmlformats.org/wordprocessingml/2006/main" w:ilvl="6">
+    <w:lvl w:ilvl="6" w:tplc="35C89E52">
       <w:start w:val="1"/>
       <w:numFmt w:val="bullet"/>
       <w:lvlText w:val=""/>
@@ -497,10 +1022,10 @@
         <w:ind w:left="5040" w:hanging="360"/>
       </w:pPr>
       <w:rPr>
-        <w:rFonts w:hint="default" w:ascii="Symbol" w:hAnsi="Symbol"/>
+        <w:rFonts w:ascii="Symbol" w:hAnsi="Symbol" w:hint="default"/>
       </w:rPr>
     </w:lvl>
-    <w:lvl xmlns:w="http://schemas.openxmlformats.org/wordprocessingml/2006/main" w:ilvl="7">
+    <w:lvl w:ilvl="7" w:tplc="235E1766">
       <w:start w:val="1"/>
       <w:numFmt w:val="bullet"/>
       <w:lvlText w:val="o"/>
@@ -509,10 +1034,10 @@
         <w:ind w:left="5760" w:hanging="360"/>
       </w:pPr>
       <w:rPr>
-        <w:rFonts w:hint="default" w:ascii="Courier New" w:hAnsi="Courier New"/>
+        <w:rFonts w:ascii="Courier New" w:hAnsi="Courier New" w:hint="default"/>
       </w:rPr>
     </w:lvl>
-    <w:lvl xmlns:w="http://schemas.openxmlformats.org/wordprocessingml/2006/main" w:ilvl="8">
+    <w:lvl w:ilvl="8" w:tplc="214E03B0">
       <w:start w:val="1"/>
       <w:numFmt w:val="bullet"/>
       <w:lvlText w:val=""/>
@@ -521,22 +1046,22 @@
         <w:ind w:left="6480" w:hanging="360"/>
       </w:pPr>
       <w:rPr>
-        <w:rFonts w:hint="default" w:ascii="Wingdings" w:hAnsi="Wingdings"/>
+        <w:rFonts w:ascii="Wingdings" w:hAnsi="Wingdings" w:hint="default"/>
       </w:rPr>
     </w:lvl>
   </w:abstractNum>
-  <w:num w:numId="1">
-    <w:abstractNumId w:val="1"/>
+  <w:num w:numId="1" w16cid:durableId="1733041335">
+    <w:abstractNumId w:val="0"/>
   </w:num>
 </w:numbering>
 </file>
 
 <file path=word/styles.xml><?xml version="1.0" encoding="utf-8"?>
-<w:styles xmlns:wp14="http://schemas.microsoft.com/office/word/2010/wordprocessingDrawing" xmlns:mc="http://schemas.openxmlformats.org/markup-compatibility/2006" xmlns:r="http://schemas.openxmlformats.org/officeDocument/2006/relationships" xmlns:w="http://schemas.openxmlformats.org/wordprocessingml/2006/main" xmlns:w14="http://schemas.microsoft.com/office/word/2010/wordml" xmlns:w15="http://schemas.microsoft.com/office/word/2012/wordml" xmlns:w16se="http://schemas.microsoft.com/office/word/2015/wordml/symex" xmlns:w16cid="http://schemas.microsoft.com/office/word/2016/wordml/cid" xmlns:w16="http://schemas.microsoft.com/office/word/2018/wordml" xmlns:w16cex="http://schemas.microsoft.com/office/word/2018/wordml/cex" xmlns:w16sdtdh="http://schemas.microsoft.com/office/word/2020/wordml/sdtdatahash" xmlns:w16sdtfl="http://schemas.microsoft.com/office/word/2024/wordml/sdtformatlock" mc:Ignorable="w14 w15 wp14 w16se w16cid w16 w16cex w16sdtdh w16sdtfl">
+<w:styles xmlns:mc="http://schemas.openxmlformats.org/markup-compatibility/2006" xmlns:r="http://schemas.openxmlformats.org/officeDocument/2006/relationships" xmlns:w="http://schemas.openxmlformats.org/wordprocessingml/2006/main" xmlns:w14="http://schemas.microsoft.com/office/word/2010/wordml" xmlns:w15="http://schemas.microsoft.com/office/word/2012/wordml" xmlns:w16cex="http://schemas.microsoft.com/office/word/2018/wordml/cex" xmlns:w16cid="http://schemas.microsoft.com/office/word/2016/wordml/cid" xmlns:w16="http://schemas.microsoft.com/office/word/2018/wordml" xmlns:w16du="http://schemas.microsoft.com/office/word/2023/wordml/word16du" xmlns:w16sdtdh="http://schemas.microsoft.com/office/word/2020/wordml/sdtdatahash" xmlns:w16sdtfl="http://schemas.microsoft.com/office/word/2024/wordml/sdtformatlock" xmlns:w16se="http://schemas.microsoft.com/office/word/2015/wordml/symex" mc:Ignorable="w14 w15 w16se w16cid w16 w16cex w16sdtdh w16sdtfl w16du">
   <w:docDefaults>
     <w:rPrDefault>
       <w:rPr>
-        <w:rFonts w:asciiTheme="minorHAnsi" w:hAnsiTheme="minorHAnsi" w:eastAsiaTheme="minorEastAsia" w:cstheme="minorBidi"/>
+        <w:rFonts w:asciiTheme="minorHAnsi" w:eastAsiaTheme="minorEastAsia" w:hAnsiTheme="minorHAnsi" w:cstheme="minorBidi"/>
         <w:sz w:val="24"/>
         <w:szCs w:val="24"/>
         <w:lang w:val="en-US" w:eastAsia="ja-JP" w:bidi="ar-SA"/>
@@ -548,17 +1073,17 @@
       </w:pPr>
     </w:pPrDefault>
   </w:docDefaults>
-  <w:latentStyles w:defLockedState="0" w:defUIPriority="99" w:defSemiHidden="0" w:defUnhideWhenUsed="0" w:defQFormat="0" w:count="371">
+  <w:latentStyles w:defLockedState="0" w:defUIPriority="99" w:defSemiHidden="0" w:defUnhideWhenUsed="0" w:defQFormat="0" w:count="376">
     <w:lsdException w:name="Normal" w:uiPriority="0" w:qFormat="1"/>
     <w:lsdException w:name="heading 1" w:uiPriority="9" w:qFormat="1"/>
-    <w:lsdException w:name="heading 2" w:uiPriority="9" w:semiHidden="1" w:unhideWhenUsed="1" w:qFormat="1"/>
-    <w:lsdException w:name="heading 3" w:uiPriority="9" w:semiHidden="1" w:unhideWhenUsed="1" w:qFormat="1"/>
-    <w:lsdException w:name="heading 4" w:uiPriority="9" w:semiHidden="1" w:unhideWhenUsed="1" w:qFormat="1"/>
-    <w:lsdException w:name="heading 5" w:uiPriority="9" w:semiHidden="1" w:unhideWhenUsed="1" w:qFormat="1"/>
-    <w:lsdException w:name="heading 6" w:uiPriority="9" w:semiHidden="1" w:unhideWhenUsed="1" w:qFormat="1"/>
-    <w:lsdException w:name="heading 7" w:uiPriority="9" w:semiHidden="1" w:unhideWhenUsed="1" w:qFormat="1"/>
-    <w:lsdException w:name="heading 8" w:uiPriority="9" w:semiHidden="1" w:unhideWhenUsed="1" w:qFormat="1"/>
-    <w:lsdException w:name="heading 9" w:uiPriority="9" w:semiHidden="1" w:unhideWhenUsed="1" w:qFormat="1"/>
+    <w:lsdException w:name="heading 2" w:semiHidden="1" w:uiPriority="9" w:unhideWhenUsed="1" w:qFormat="1"/>
+    <w:lsdException w:name="heading 3" w:semiHidden="1" w:uiPriority="9" w:unhideWhenUsed="1" w:qFormat="1"/>
+    <w:lsdException w:name="heading 4" w:semiHidden="1" w:uiPriority="9" w:unhideWhenUsed="1" w:qFormat="1"/>
+    <w:lsdException w:name="heading 5" w:semiHidden="1" w:uiPriority="9" w:unhideWhenUsed="1" w:qFormat="1"/>
+    <w:lsdException w:name="heading 6" w:semiHidden="1" w:uiPriority="9" w:unhideWhenUsed="1" w:qFormat="1"/>
+    <w:lsdException w:name="heading 7" w:semiHidden="1" w:uiPriority="9" w:unhideWhenUsed="1" w:qFormat="1"/>
+    <w:lsdException w:name="heading 8" w:semiHidden="1" w:uiPriority="9" w:unhideWhenUsed="1" w:qFormat="1"/>
+    <w:lsdException w:name="heading 9" w:semiHidden="1" w:uiPriority="9" w:unhideWhenUsed="1" w:qFormat="1"/>
     <w:lsdException w:name="index 1" w:semiHidden="1" w:unhideWhenUsed="1"/>
     <w:lsdException w:name="index 2" w:semiHidden="1" w:unhideWhenUsed="1"/>
     <w:lsdException w:name="index 3" w:semiHidden="1" w:unhideWhenUsed="1"/>
@@ -568,22 +1093,22 @@
     <w:lsdException w:name="index 7" w:semiHidden="1" w:unhideWhenUsed="1"/>
     <w:lsdException w:name="index 8" w:semiHidden="1" w:unhideWhenUsed="1"/>
     <w:lsdException w:name="index 9" w:semiHidden="1" w:unhideWhenUsed="1"/>
-    <w:lsdException w:name="toc 1" w:uiPriority="39" w:semiHidden="1" w:unhideWhenUsed="1"/>
-    <w:lsdException w:name="toc 2" w:uiPriority="39" w:semiHidden="1" w:unhideWhenUsed="1"/>
-    <w:lsdException w:name="toc 3" w:uiPriority="39" w:semiHidden="1" w:unhideWhenUsed="1"/>
-    <w:lsdException w:name="toc 4" w:uiPriority="39" w:semiHidden="1" w:unhideWhenUsed="1"/>
-    <w:lsdException w:name="toc 5" w:uiPriority="39" w:semiHidden="1" w:unhideWhenUsed="1"/>
-    <w:lsdException w:name="toc 6" w:uiPriority="39" w:semiHidden="1" w:unhideWhenUsed="1"/>
-    <w:lsdException w:name="toc 7" w:uiPriority="39" w:semiHidden="1" w:unhideWhenUsed="1"/>
-    <w:lsdException w:name="toc 8" w:uiPriority="39" w:semiHidden="1" w:unhideWhenUsed="1"/>
-    <w:lsdException w:name="toc 9" w:uiPriority="39" w:semiHidden="1" w:unhideWhenUsed="1"/>
+    <w:lsdException w:name="toc 1" w:semiHidden="1" w:uiPriority="39" w:unhideWhenUsed="1"/>
+    <w:lsdException w:name="toc 2" w:semiHidden="1" w:uiPriority="39" w:unhideWhenUsed="1"/>
+    <w:lsdException w:name="toc 3" w:semiHidden="1" w:uiPriority="39" w:unhideWhenUsed="1"/>
+    <w:lsdException w:name="toc 4" w:semiHidden="1" w:uiPriority="39" w:unhideWhenUsed="1"/>
+    <w:lsdException w:name="toc 5" w:semiHidden="1" w:uiPriority="39" w:unhideWhenUsed="1"/>
+    <w:lsdException w:name="toc 6" w:semiHidden="1" w:uiPriority="39" w:unhideWhenUsed="1"/>
+    <w:lsdException w:name="toc 7" w:semiHidden="1" w:uiPriority="39" w:unhideWhenUsed="1"/>
+    <w:lsdException w:name="toc 8" w:semiHidden="1" w:uiPriority="39" w:unhideWhenUsed="1"/>
+    <w:lsdException w:name="toc 9" w:semiHidden="1" w:uiPriority="39" w:unhideWhenUsed="1"/>
     <w:lsdException w:name="Normal Indent" w:semiHidden="1" w:unhideWhenUsed="1"/>
     <w:lsdException w:name="footnote text" w:semiHidden="1" w:unhideWhenUsed="1"/>
     <w:lsdException w:name="annotation text" w:semiHidden="1" w:unhideWhenUsed="1"/>
     <w:lsdException w:name="header" w:semiHidden="1" w:unhideWhenUsed="1"/>
     <w:lsdException w:name="footer" w:semiHidden="1" w:unhideWhenUsed="1"/>
     <w:lsdException w:name="index heading" w:semiHidden="1" w:unhideWhenUsed="1"/>
-    <w:lsdException w:name="caption" w:uiPriority="35" w:semiHidden="1" w:unhideWhenUsed="1" w:qFormat="1"/>
+    <w:lsdException w:name="caption" w:semiHidden="1" w:uiPriority="35" w:unhideWhenUsed="1" w:qFormat="1"/>
     <w:lsdException w:name="table of figures" w:semiHidden="1" w:unhideWhenUsed="1"/>
     <w:lsdException w:name="envelope address" w:semiHidden="1" w:unhideWhenUsed="1"/>
     <w:lsdException w:name="envelope return" w:semiHidden="1" w:unhideWhenUsed="1"/>
@@ -614,7 +1139,7 @@
     <w:lsdException w:name="Title" w:uiPriority="10" w:qFormat="1"/>
     <w:lsdException w:name="Closing" w:semiHidden="1" w:unhideWhenUsed="1"/>
     <w:lsdException w:name="Signature" w:semiHidden="1" w:unhideWhenUsed="1"/>
-    <w:lsdException w:name="Default Paragraph Font" w:uiPriority="1" w:semiHidden="1" w:unhideWhenUsed="1"/>
+    <w:lsdException w:name="Default Paragraph Font" w:semiHidden="1" w:uiPriority="1" w:unhideWhenUsed="1"/>
     <w:lsdException w:name="Body Text" w:semiHidden="1" w:unhideWhenUsed="1"/>
     <w:lsdException w:name="Body Text Indent" w:semiHidden="1" w:unhideWhenUsed="1"/>
     <w:lsdException w:name="List Continue" w:semiHidden="1" w:unhideWhenUsed="1"/>
@@ -814,8 +1339,8 @@
     <w:lsdException w:name="Subtle Reference" w:uiPriority="31" w:qFormat="1"/>
     <w:lsdException w:name="Intense Reference" w:uiPriority="32" w:qFormat="1"/>
     <w:lsdException w:name="Book Title" w:uiPriority="33" w:qFormat="1"/>
-    <w:lsdException w:name="Bibliography" w:uiPriority="37" w:semiHidden="1" w:unhideWhenUsed="1"/>
-    <w:lsdException w:name="TOC Heading" w:uiPriority="39" w:semiHidden="1" w:unhideWhenUsed="1" w:qFormat="1"/>
+    <w:lsdException w:name="Bibliography" w:semiHidden="1" w:uiPriority="37" w:unhideWhenUsed="1"/>
+    <w:lsdException w:name="TOC Heading" w:semiHidden="1" w:uiPriority="39" w:unhideWhenUsed="1" w:qFormat="1"/>
     <w:lsdException w:name="Plain Table 1" w:uiPriority="41"/>
     <w:lsdException w:name="Plain Table 2" w:uiPriority="42"/>
     <w:lsdException w:name="Plain Table 3" w:uiPriority="43"/>
@@ -920,18 +1445,85 @@
     <w:lsdException w:name="List Table 5 Dark Accent 6" w:uiPriority="50"/>
     <w:lsdException w:name="List Table 6 Colorful Accent 6" w:uiPriority="51"/>
     <w:lsdException w:name="List Table 7 Colorful Accent 6" w:uiPriority="52"/>
+    <w:lsdException w:name="Mention" w:semiHidden="1" w:unhideWhenUsed="1"/>
+    <w:lsdException w:name="Smart Hyperlink" w:semiHidden="1" w:unhideWhenUsed="1"/>
+    <w:lsdException w:name="Hashtag" w:semiHidden="1" w:unhideWhenUsed="1"/>
+    <w:lsdException w:name="Unresolved Mention" w:semiHidden="1" w:unhideWhenUsed="1"/>
+    <w:lsdException w:name="Smart Link" w:semiHidden="1" w:unhideWhenUsed="1"/>
   </w:latentStyles>
-  <w:style w:type="paragraph" w:styleId="Normal" w:default="1">
+  <w:style w:type="paragraph" w:default="1" w:styleId="Normal">
     <w:name w:val="Normal"/>
     <w:qFormat/>
   </w:style>
-  <w:style w:type="character" w:styleId="DefaultParagraphFont" w:default="1">
+  <w:style w:type="paragraph" w:styleId="Heading1">
+    <w:name w:val="heading 1"/>
+    <w:basedOn w:val="Normal"/>
+    <w:next w:val="Normal"/>
+    <w:uiPriority w:val="9"/>
+    <w:qFormat/>
+    <w:rsid w:val="6D4E7083"/>
+    <w:pPr>
+      <w:keepNext/>
+      <w:keepLines/>
+      <w:spacing w:before="360" w:after="80"/>
+      <w:outlineLvl w:val="0"/>
+    </w:pPr>
+    <w:rPr>
+      <w:rFonts w:asciiTheme="majorHAnsi" w:eastAsiaTheme="majorEastAsia" w:hAnsiTheme="majorHAnsi" w:cstheme="majorBidi"/>
+      <w:color w:val="0F4761" w:themeColor="accent1" w:themeShade="BF"/>
+      <w:sz w:val="40"/>
+      <w:szCs w:val="40"/>
+    </w:rPr>
+  </w:style>
+  <w:style w:type="paragraph" w:styleId="Heading2">
+    <w:name w:val="heading 2"/>
+    <w:basedOn w:val="Normal"/>
+    <w:next w:val="Normal"/>
+    <w:uiPriority w:val="9"/>
+    <w:unhideWhenUsed/>
+    <w:qFormat/>
+    <w:rsid w:val="6D4E7083"/>
+    <w:pPr>
+      <w:keepNext/>
+      <w:keepLines/>
+      <w:spacing w:before="160" w:after="80"/>
+      <w:outlineLvl w:val="1"/>
+    </w:pPr>
+    <w:rPr>
+      <w:rFonts w:asciiTheme="majorHAnsi" w:eastAsiaTheme="majorEastAsia" w:hAnsiTheme="majorHAnsi" w:cstheme="majorBidi"/>
+      <w:color w:val="0F4761" w:themeColor="accent1" w:themeShade="BF"/>
+      <w:sz w:val="32"/>
+      <w:szCs w:val="32"/>
+    </w:rPr>
+  </w:style>
+  <w:style w:type="paragraph" w:styleId="Heading3">
+    <w:name w:val="heading 3"/>
+    <w:basedOn w:val="Normal"/>
+    <w:next w:val="Normal"/>
+    <w:uiPriority w:val="9"/>
+    <w:unhideWhenUsed/>
+    <w:qFormat/>
+    <w:rsid w:val="6D4E7083"/>
+    <w:pPr>
+      <w:keepNext/>
+      <w:keepLines/>
+      <w:spacing w:before="160" w:after="80"/>
+      <w:outlineLvl w:val="2"/>
+    </w:pPr>
+    <w:rPr>
+      <w:rFonts w:eastAsiaTheme="majorEastAsia" w:cstheme="majorBidi"/>
+      <w:color w:val="0F4761" w:themeColor="accent1" w:themeShade="BF"/>
+      <w:sz w:val="28"/>
+      <w:szCs w:val="28"/>
+    </w:rPr>
+  </w:style>
+  <w:style w:type="character" w:default="1" w:styleId="DefaultParagraphFont">
     <w:name w:val="Default Paragraph Font"/>
     <w:uiPriority w:val="1"/>
     <w:semiHidden/>
     <w:unhideWhenUsed/>
   </w:style>
-  <w:style w:type="table" w:styleId="TableNormal" w:default="1">
+  <w:style w:type="table" w:default="1" w:styleId="TableNormal">
     <w:name w:val="Normal Table"/>
     <w:uiPriority w:val="99"/>
     <w:semiHidden/>
@@ -946,117 +1538,47 @@
       </w:tblCellMar>
     </w:tblPr>
   </w:style>
-  <w:style w:type="numbering" w:styleId="NoList" w:default="1">
+  <w:style w:type="numbering" w:default="1" w:styleId="NoList">
     <w:name w:val="No List"/>
     <w:uiPriority w:val="99"/>
     <w:semiHidden/>
     <w:unhideWhenUsed/>
   </w:style>
-  <w:style w:type="paragraph" w:styleId="Heading1">
-    <w:uiPriority w:val="9"/>
-    <w:name w:val="heading 1"/>
-    <w:basedOn w:val="Normal"/>
-    <w:next w:val="Normal"/>
-    <w:qFormat/>
-    <w:rsid w:val="6D4E7083"/>
-    <w:rPr>
-      <w:rFonts w:ascii="Aptos Display" w:hAnsi="Aptos Display" w:eastAsia="" w:cs="" w:asciiTheme="majorAscii" w:hAnsiTheme="majorAscii" w:eastAsiaTheme="majorEastAsia" w:cstheme="majorBidi"/>
-      <w:color w:val="0F4761" w:themeColor="accent1" w:themeTint="FF" w:themeShade="BF"/>
-      <w:sz w:val="40"/>
-      <w:szCs w:val="40"/>
-    </w:rPr>
-    <w:pPr>
-      <w:keepNext w:val="1"/>
-      <w:keepLines w:val="1"/>
-      <w:spacing w:before="360" w:after="80"/>
-      <w:outlineLvl w:val="0"/>
-    </w:pPr>
-  </w:style>
-  <w:style w:type="paragraph" w:styleId="Heading2">
-    <w:uiPriority w:val="9"/>
-    <w:name w:val="heading 2"/>
-    <w:basedOn w:val="Normal"/>
-    <w:next w:val="Normal"/>
-    <w:unhideWhenUsed/>
-    <w:qFormat/>
-    <w:rsid w:val="6D4E7083"/>
-    <w:rPr>
-      <w:rFonts w:ascii="Aptos Display" w:hAnsi="Aptos Display" w:eastAsia="" w:cs="" w:asciiTheme="majorAscii" w:hAnsiTheme="majorAscii" w:eastAsiaTheme="majorEastAsia" w:cstheme="majorBidi"/>
-      <w:color w:val="0F4761" w:themeColor="accent1" w:themeTint="FF" w:themeShade="BF"/>
-      <w:sz w:val="32"/>
-      <w:szCs w:val="32"/>
-    </w:rPr>
-    <w:pPr>
-      <w:keepNext w:val="1"/>
-      <w:keepLines w:val="1"/>
-      <w:spacing w:before="160" w:after="80"/>
-      <w:outlineLvl w:val="1"/>
-    </w:pPr>
-  </w:style>
-  <w:style w:type="paragraph" w:styleId="Heading3">
-    <w:uiPriority w:val="9"/>
-    <w:name w:val="heading 3"/>
-    <w:basedOn w:val="Normal"/>
-    <w:next w:val="Normal"/>
-    <w:unhideWhenUsed/>
-    <w:qFormat/>
-    <w:rsid w:val="6D4E7083"/>
-    <w:rPr>
-      <w:rFonts w:eastAsia="" w:cs="" w:eastAsiaTheme="majorEastAsia" w:cstheme="majorBidi"/>
-      <w:color w:val="0F4761" w:themeColor="accent1" w:themeTint="FF" w:themeShade="BF"/>
-      <w:sz w:val="28"/>
-      <w:szCs w:val="28"/>
-    </w:rPr>
-    <w:pPr>
-      <w:keepNext w:val="1"/>
-      <w:keepLines w:val="1"/>
-      <w:spacing w:before="160" w:after="80"/>
-      <w:outlineLvl w:val="2"/>
-    </w:pPr>
-  </w:style>
   <w:style w:type="paragraph" w:styleId="ListParagraph">
-    <w:uiPriority w:val="34"/>
     <w:name w:val="List Paragraph"/>
     <w:basedOn w:val="Normal"/>
+    <w:uiPriority w:val="34"/>
     <w:qFormat/>
     <w:rsid w:val="6D4E7083"/>
     <w:pPr>
-      <w:spacing/>
       <w:ind w:left="720"/>
       <w:contextualSpacing/>
     </w:pPr>
   </w:style>
-  <w:style xmlns:w="http://schemas.openxmlformats.org/wordprocessingml/2006/main" w:type="table" w:styleId="TableGrid">
-    <w:name xmlns:w="http://schemas.openxmlformats.org/wordprocessingml/2006/main" w:val="Table Grid"/>
-    <w:basedOn xmlns:w="http://schemas.openxmlformats.org/wordprocessingml/2006/main" w:val="TableNormal"/>
-    <w:uiPriority xmlns:w="http://schemas.openxmlformats.org/wordprocessingml/2006/main" w:val="59"/>
-    <w:rsid xmlns:w="http://schemas.openxmlformats.org/wordprocessingml/2006/main" w:val="00FB4123"/>
-    <w:pPr xmlns:w="http://schemas.openxmlformats.org/wordprocessingml/2006/main">
+  <w:style w:type="table" w:styleId="TableGrid">
+    <w:name w:val="Table Grid"/>
+    <w:basedOn w:val="TableNormal"/>
+    <w:uiPriority w:val="59"/>
+    <w:rsid w:val="00FB4123"/>
+    <w:pPr>
       <w:spacing w:after="0" w:line="240" w:lineRule="auto"/>
     </w:pPr>
-    <w:tblPr xmlns:w="http://schemas.openxmlformats.org/wordprocessingml/2006/main">
-      <w:tblInd w:w="0" w:type="dxa"/>
+    <w:tblPr>
       <w:tblBorders>
-        <w:top w:val="single" w:color="000000" w:themeColor="text1" w:sz="4" w:space="0"/>
-        <w:left w:val="single" w:color="000000" w:themeColor="text1" w:sz="4" w:space="0"/>
-        <w:bottom w:val="single" w:color="000000" w:themeColor="text1" w:sz="4" w:space="0"/>
-        <w:right w:val="single" w:color="000000" w:themeColor="text1" w:sz="4" w:space="0"/>
-        <w:insideH w:val="single" w:color="000000" w:themeColor="text1" w:sz="4" w:space="0"/>
-        <w:insideV w:val="single" w:color="000000" w:themeColor="text1" w:sz="4" w:space="0"/>
+        <w:top w:val="single" w:sz="4" w:space="0" w:color="000000" w:themeColor="text1"/>
+        <w:left w:val="single" w:sz="4" w:space="0" w:color="000000" w:themeColor="text1"/>
+        <w:bottom w:val="single" w:sz="4" w:space="0" w:color="000000" w:themeColor="text1"/>
+        <w:right w:val="single" w:sz="4" w:space="0" w:color="000000" w:themeColor="text1"/>
+        <w:insideH w:val="single" w:sz="4" w:space="0" w:color="000000" w:themeColor="text1"/>
+        <w:insideV w:val="single" w:sz="4" w:space="0" w:color="000000" w:themeColor="text1"/>
       </w:tblBorders>
-      <w:tblCellMar>
-        <w:top w:w="0" w:type="dxa"/>
-        <w:left w:w="108" w:type="dxa"/>
-        <w:bottom w:w="0" w:type="dxa"/>
-        <w:right w:w="108" w:type="dxa"/>
-      </w:tblCellMar>
     </w:tblPr>
   </w:style>
 </w:styles>
 </file>
 
 <file path=word/theme/theme1.xml><?xml version="1.0" encoding="utf-8"?>
-<a:theme xmlns:thm15="http://schemas.microsoft.com/office/thememl/2012/main" xmlns:a="http://schemas.openxmlformats.org/drawingml/2006/main" name="Office Theme">
+<a:theme xmlns:a="http://schemas.openxmlformats.org/drawingml/2006/main" name="Office Theme">
   <a:themeElements>
     <a:clrScheme name="Office">
       <a:dk1>

--- a/Electronics Details/Electronic Details.docx
+++ b/Electronics Details/Electronic Details.docx
@@ -33,63 +33,26 @@
       </w:r>
     </w:p>
     <w:p>
+      <w:pPr>
+        <w:spacing w:before="240" w:after="240"/>
+        <w:rPr>
+          <w:rFonts w:ascii="Aptos Display" w:eastAsia="Aptos Display" w:hAnsi="Aptos Display" w:cs="Aptos Display"/>
+          <w:i/>
+          <w:iCs/>
+          <w:color w:val="7F7F7F" w:themeColor="text1" w:themeTint="80"/>
+        </w:rPr>
+      </w:pPr>
       <w:r>
         <w:rPr>
-          <w:noProof/>
+          <w:rFonts w:ascii="Aptos Display" w:eastAsia="Aptos Display" w:hAnsi="Aptos Display" w:cs="Aptos Display"/>
+          <w:i/>
+          <w:iCs/>
+          <w:color w:val="7F7F7F" w:themeColor="text1" w:themeTint="80"/>
         </w:rPr>
-        <w:drawing>
-          <wp:inline distT="0" distB="0" distL="0" distR="0" wp14:anchorId="7E44DCF0" wp14:editId="602BB824">
-            <wp:extent cx="5486400" cy="5245100"/>
-            <wp:effectExtent l="0" t="0" r="0" b="0"/>
-            <wp:docPr id="2001669432" name="Picture 3"/>
-            <wp:cNvGraphicFramePr>
-              <a:graphicFrameLocks xmlns:a="http://schemas.openxmlformats.org/drawingml/2006/main" noChangeAspect="1"/>
-            </wp:cNvGraphicFramePr>
-            <a:graphic xmlns:a="http://schemas.openxmlformats.org/drawingml/2006/main">
-              <a:graphicData uri="http://schemas.openxmlformats.org/drawingml/2006/picture">
-                <pic:pic xmlns:pic="http://schemas.openxmlformats.org/drawingml/2006/picture">
-                  <pic:nvPicPr>
-                    <pic:cNvPr id="2001669432" name="Picture 2001669432"/>
-                    <pic:cNvPicPr/>
-                  </pic:nvPicPr>
-                  <pic:blipFill>
-                    <a:blip r:embed="rId5">
-                      <a:extLst>
-                        <a:ext uri="{28A0092B-C50C-407E-A947-70E740481C1C}">
-                          <a14:useLocalDpi xmlns:a14="http://schemas.microsoft.com/office/drawing/2010/main" val="0"/>
-                        </a:ext>
-                      </a:extLst>
-                    </a:blip>
-                    <a:stretch>
-                      <a:fillRect/>
-                    </a:stretch>
-                  </pic:blipFill>
-                  <pic:spPr>
-                    <a:xfrm>
-                      <a:off x="0" y="0"/>
-                      <a:ext cx="5486400" cy="5245100"/>
-                    </a:xfrm>
-                    <a:prstGeom prst="rect">
-                      <a:avLst/>
-                    </a:prstGeom>
-                  </pic:spPr>
-                </pic:pic>
-              </a:graphicData>
-            </a:graphic>
-          </wp:inline>
-        </w:drawing>
+        <w:t>Show signal and power flow</w:t>
       </w:r>
     </w:p>
-    <w:p>
-      <w:r>
-        <w:t xml:space="preserve">Made on </w:t>
-      </w:r>
-      <w:proofErr w:type="spellStart"/>
-      <w:r>
-        <w:t>FigJam</w:t>
-      </w:r>
-      <w:proofErr w:type="spellEnd"/>
-    </w:p>
+    <w:p/>
     <w:p>
       <w:pPr>
         <w:pStyle w:val="Heading3"/>
@@ -136,15 +99,11 @@
             <w:pPr>
               <w:spacing w:after="0"/>
               <w:jc w:val="center"/>
-              <w:rPr>
-                <w:color w:val="000000" w:themeColor="text1"/>
-              </w:rPr>
             </w:pPr>
             <w:r>
               <w:rPr>
                 <w:b/>
                 <w:bCs/>
-                <w:color w:val="000000" w:themeColor="text1"/>
               </w:rPr>
               <w:t>Component</w:t>
             </w:r>
@@ -159,15 +118,11 @@
             <w:pPr>
               <w:spacing w:after="0"/>
               <w:jc w:val="center"/>
-              <w:rPr>
-                <w:color w:val="000000" w:themeColor="text1"/>
-              </w:rPr>
             </w:pPr>
             <w:r>
               <w:rPr>
                 <w:b/>
                 <w:bCs/>
-                <w:color w:val="000000" w:themeColor="text1"/>
               </w:rPr>
               <w:t>Quantity</w:t>
             </w:r>
@@ -182,15 +137,11 @@
             <w:pPr>
               <w:spacing w:after="0"/>
               <w:jc w:val="center"/>
-              <w:rPr>
-                <w:color w:val="000000" w:themeColor="text1"/>
-              </w:rPr>
             </w:pPr>
             <w:r>
               <w:rPr>
                 <w:b/>
                 <w:bCs/>
-                <w:color w:val="000000" w:themeColor="text1"/>
               </w:rPr>
               <w:t>Purpose</w:t>
             </w:r>
@@ -205,15 +156,11 @@
             <w:pPr>
               <w:spacing w:after="0"/>
               <w:jc w:val="center"/>
-              <w:rPr>
-                <w:color w:val="000000" w:themeColor="text1"/>
-              </w:rPr>
             </w:pPr>
             <w:r>
               <w:rPr>
                 <w:b/>
                 <w:bCs/>
-                <w:color w:val="000000" w:themeColor="text1"/>
               </w:rPr>
               <w:t>Justification</w:t>
             </w:r>
@@ -233,21 +180,26 @@
             <w:pPr>
               <w:jc w:val="center"/>
               <w:rPr>
-                <w:color w:val="000000" w:themeColor="text1"/>
+                <w:i/>
+                <w:iCs/>
+                <w:color w:val="7F7F7F" w:themeColor="text1" w:themeTint="80"/>
               </w:rPr>
             </w:pPr>
             <w:proofErr w:type="spellStart"/>
             <w:r>
               <w:rPr>
-                <w:color w:val="000000" w:themeColor="text1"/>
-              </w:rPr>
-              <w:lastRenderedPageBreak/>
+                <w:i/>
+                <w:iCs/>
+                <w:color w:val="7F7F7F" w:themeColor="text1" w:themeTint="80"/>
+              </w:rPr>
               <w:t>NeoPixel</w:t>
             </w:r>
             <w:proofErr w:type="spellEnd"/>
             <w:r>
               <w:rPr>
-                <w:color w:val="000000" w:themeColor="text1"/>
+                <w:i/>
+                <w:iCs/>
+                <w:color w:val="7F7F7F" w:themeColor="text1" w:themeTint="80"/>
               </w:rPr>
               <w:t xml:space="preserve"> strip</w:t>
             </w:r>
@@ -262,12 +214,16 @@
             <w:pPr>
               <w:jc w:val="center"/>
               <w:rPr>
-                <w:color w:val="000000" w:themeColor="text1"/>
-              </w:rPr>
-            </w:pPr>
-            <w:r>
-              <w:rPr>
-                <w:color w:val="000000" w:themeColor="text1"/>
+                <w:i/>
+                <w:iCs/>
+                <w:color w:val="7F7F7F" w:themeColor="text1" w:themeTint="80"/>
+              </w:rPr>
+            </w:pPr>
+            <w:r>
+              <w:rPr>
+                <w:i/>
+                <w:iCs/>
+                <w:color w:val="7F7F7F" w:themeColor="text1" w:themeTint="80"/>
               </w:rPr>
               <w:t>1 (60 LEDS, 1m)</w:t>
             </w:r>
@@ -282,12 +238,16 @@
             <w:pPr>
               <w:jc w:val="center"/>
               <w:rPr>
-                <w:color w:val="000000" w:themeColor="text1"/>
-              </w:rPr>
-            </w:pPr>
-            <w:r>
-              <w:rPr>
-                <w:color w:val="000000" w:themeColor="text1"/>
+                <w:i/>
+                <w:iCs/>
+                <w:color w:val="7F7F7F" w:themeColor="text1" w:themeTint="80"/>
+              </w:rPr>
+            </w:pPr>
+            <w:r>
+              <w:rPr>
+                <w:i/>
+                <w:iCs/>
+                <w:color w:val="7F7F7F" w:themeColor="text1" w:themeTint="80"/>
               </w:rPr>
               <w:t>To provide the light sequence for the lightsaber</w:t>
             </w:r>
@@ -302,12 +262,16 @@
             <w:pPr>
               <w:jc w:val="center"/>
               <w:rPr>
-                <w:color w:val="000000" w:themeColor="text1"/>
-              </w:rPr>
-            </w:pPr>
-            <w:r>
-              <w:rPr>
-                <w:color w:val="000000" w:themeColor="text1"/>
+                <w:i/>
+                <w:iCs/>
+                <w:color w:val="7F7F7F" w:themeColor="text1" w:themeTint="80"/>
+              </w:rPr>
+            </w:pPr>
+            <w:r>
+              <w:rPr>
+                <w:i/>
+                <w:iCs/>
+                <w:color w:val="7F7F7F" w:themeColor="text1" w:themeTint="80"/>
               </w:rPr>
               <w:t>Contains RGB LEDs that can be controlled independently from the microcontroller to create custom animations</w:t>
             </w:r>
@@ -327,12 +291,16 @@
             <w:pPr>
               <w:jc w:val="center"/>
               <w:rPr>
-                <w:color w:val="000000" w:themeColor="text1"/>
-              </w:rPr>
-            </w:pPr>
-            <w:r>
-              <w:rPr>
-                <w:color w:val="000000" w:themeColor="text1"/>
+                <w:i/>
+                <w:iCs/>
+                <w:color w:val="7F7F7F" w:themeColor="text1" w:themeTint="80"/>
+              </w:rPr>
+            </w:pPr>
+            <w:r>
+              <w:rPr>
+                <w:i/>
+                <w:iCs/>
+                <w:color w:val="7F7F7F" w:themeColor="text1" w:themeTint="80"/>
               </w:rPr>
               <w:t>Light Dependent Resistor (LDR)</w:t>
             </w:r>
@@ -347,12 +315,16 @@
             <w:pPr>
               <w:jc w:val="center"/>
               <w:rPr>
-                <w:color w:val="000000" w:themeColor="text1"/>
-              </w:rPr>
-            </w:pPr>
-            <w:r>
-              <w:rPr>
-                <w:color w:val="000000" w:themeColor="text1"/>
+                <w:i/>
+                <w:iCs/>
+                <w:color w:val="7F7F7F" w:themeColor="text1" w:themeTint="80"/>
+              </w:rPr>
+            </w:pPr>
+            <w:r>
+              <w:rPr>
+                <w:i/>
+                <w:iCs/>
+                <w:color w:val="7F7F7F" w:themeColor="text1" w:themeTint="80"/>
               </w:rPr>
               <w:t>1</w:t>
             </w:r>
@@ -367,18 +339,24 @@
             <w:pPr>
               <w:jc w:val="center"/>
               <w:rPr>
-                <w:color w:val="000000" w:themeColor="text1"/>
-              </w:rPr>
-            </w:pPr>
-            <w:r>
-              <w:rPr>
-                <w:color w:val="000000" w:themeColor="text1"/>
+                <w:i/>
+                <w:iCs/>
+                <w:color w:val="7F7F7F" w:themeColor="text1" w:themeTint="80"/>
+              </w:rPr>
+            </w:pPr>
+            <w:r>
+              <w:rPr>
+                <w:i/>
+                <w:iCs/>
+                <w:color w:val="7F7F7F" w:themeColor="text1" w:themeTint="80"/>
               </w:rPr>
               <w:t>Detects darkness to activate the light sequence</w:t>
             </w:r>
             <w:r>
               <w:rPr>
-                <w:color w:val="000000" w:themeColor="text1"/>
+                <w:i/>
+                <w:iCs/>
+                <w:color w:val="7F7F7F" w:themeColor="text1" w:themeTint="80"/>
               </w:rPr>
               <w:br/>
               <w:t>Done when the user puts their hand around the hilt</w:t>
@@ -394,18 +372,24 @@
             <w:pPr>
               <w:jc w:val="center"/>
               <w:rPr>
-                <w:color w:val="000000" w:themeColor="text1"/>
-              </w:rPr>
-            </w:pPr>
-            <w:r>
-              <w:rPr>
-                <w:color w:val="000000" w:themeColor="text1"/>
+                <w:i/>
+                <w:iCs/>
+                <w:color w:val="7F7F7F" w:themeColor="text1" w:themeTint="80"/>
+              </w:rPr>
+            </w:pPr>
+            <w:r>
+              <w:rPr>
+                <w:i/>
+                <w:iCs/>
+                <w:color w:val="7F7F7F" w:themeColor="text1" w:themeTint="80"/>
               </w:rPr>
               <w:t xml:space="preserve">The LDR </w:t>
             </w:r>
             <w:r>
               <w:rPr>
-                <w:color w:val="000000" w:themeColor="text1"/>
+                <w:i/>
+                <w:iCs/>
+                <w:color w:val="7F7F7F" w:themeColor="text1" w:themeTint="80"/>
               </w:rPr>
               <w:t>can be used as an input when darkness is detected, which is why we positioned it on the hilt so the light sequence switches on instantaneously when touched by the user</w:t>
             </w:r>
@@ -425,12 +409,16 @@
             <w:pPr>
               <w:jc w:val="center"/>
               <w:rPr>
-                <w:color w:val="000000" w:themeColor="text1"/>
-              </w:rPr>
-            </w:pPr>
-            <w:r>
-              <w:rPr>
-                <w:color w:val="000000" w:themeColor="text1"/>
+                <w:i/>
+                <w:iCs/>
+                <w:color w:val="7F7F7F" w:themeColor="text1" w:themeTint="80"/>
+              </w:rPr>
+            </w:pPr>
+            <w:r>
+              <w:rPr>
+                <w:i/>
+                <w:iCs/>
+                <w:color w:val="7F7F7F" w:themeColor="text1" w:themeTint="80"/>
               </w:rPr>
               <w:t>Push Button</w:t>
             </w:r>
@@ -445,12 +433,16 @@
             <w:pPr>
               <w:jc w:val="center"/>
               <w:rPr>
-                <w:color w:val="000000" w:themeColor="text1"/>
-              </w:rPr>
-            </w:pPr>
-            <w:r>
-              <w:rPr>
-                <w:color w:val="000000" w:themeColor="text1"/>
+                <w:i/>
+                <w:iCs/>
+                <w:color w:val="7F7F7F" w:themeColor="text1" w:themeTint="80"/>
+              </w:rPr>
+            </w:pPr>
+            <w:r>
+              <w:rPr>
+                <w:i/>
+                <w:iCs/>
+                <w:color w:val="7F7F7F" w:themeColor="text1" w:themeTint="80"/>
               </w:rPr>
               <w:t>1</w:t>
             </w:r>
@@ -465,40 +457,52 @@
             <w:pPr>
               <w:jc w:val="center"/>
               <w:rPr>
-                <w:color w:val="000000" w:themeColor="text1"/>
-              </w:rPr>
-            </w:pPr>
-            <w:r>
-              <w:rPr>
-                <w:color w:val="000000" w:themeColor="text1"/>
+                <w:i/>
+                <w:iCs/>
+                <w:color w:val="7F7F7F" w:themeColor="text1" w:themeTint="80"/>
+              </w:rPr>
+            </w:pPr>
+            <w:r>
+              <w:rPr>
+                <w:i/>
+                <w:iCs/>
+                <w:color w:val="7F7F7F" w:themeColor="text1" w:themeTint="80"/>
               </w:rPr>
               <w:t xml:space="preserve">Input to cycle through 4 different </w:t>
             </w:r>
             <w:proofErr w:type="spellStart"/>
             <w:r>
               <w:rPr>
-                <w:color w:val="000000" w:themeColor="text1"/>
+                <w:i/>
+                <w:iCs/>
+                <w:color w:val="7F7F7F" w:themeColor="text1" w:themeTint="80"/>
               </w:rPr>
               <w:t>colours</w:t>
             </w:r>
             <w:proofErr w:type="spellEnd"/>
             <w:r>
               <w:rPr>
-                <w:color w:val="000000" w:themeColor="text1"/>
+                <w:i/>
+                <w:iCs/>
+                <w:color w:val="7F7F7F" w:themeColor="text1" w:themeTint="80"/>
               </w:rPr>
               <w:t xml:space="preserve"> on the </w:t>
             </w:r>
             <w:proofErr w:type="spellStart"/>
             <w:r>
               <w:rPr>
-                <w:color w:val="000000" w:themeColor="text1"/>
+                <w:i/>
+                <w:iCs/>
+                <w:color w:val="7F7F7F" w:themeColor="text1" w:themeTint="80"/>
               </w:rPr>
               <w:t>NeoPixel</w:t>
             </w:r>
             <w:proofErr w:type="spellEnd"/>
             <w:r>
               <w:rPr>
-                <w:color w:val="000000" w:themeColor="text1"/>
+                <w:i/>
+                <w:iCs/>
+                <w:color w:val="7F7F7F" w:themeColor="text1" w:themeTint="80"/>
               </w:rPr>
               <w:t xml:space="preserve"> </w:t>
             </w:r>
@@ -513,38 +517,50 @@
             <w:pPr>
               <w:jc w:val="center"/>
               <w:rPr>
-                <w:color w:val="000000" w:themeColor="text1"/>
-              </w:rPr>
-            </w:pPr>
-            <w:r>
-              <w:rPr>
-                <w:color w:val="000000" w:themeColor="text1"/>
+                <w:i/>
+                <w:iCs/>
+                <w:color w:val="7F7F7F" w:themeColor="text1" w:themeTint="80"/>
+              </w:rPr>
+            </w:pPr>
+            <w:r>
+              <w:rPr>
+                <w:i/>
+                <w:iCs/>
+                <w:color w:val="7F7F7F" w:themeColor="text1" w:themeTint="80"/>
               </w:rPr>
               <w:t xml:space="preserve">As a manual switch, it will allow the users to activate a </w:t>
             </w:r>
             <w:proofErr w:type="spellStart"/>
             <w:r>
               <w:rPr>
-                <w:color w:val="000000" w:themeColor="text1"/>
+                <w:i/>
+                <w:iCs/>
+                <w:color w:val="7F7F7F" w:themeColor="text1" w:themeTint="80"/>
               </w:rPr>
               <w:t>colour</w:t>
             </w:r>
             <w:proofErr w:type="spellEnd"/>
             <w:r>
               <w:rPr>
-                <w:color w:val="000000" w:themeColor="text1"/>
+                <w:i/>
+                <w:iCs/>
+                <w:color w:val="7F7F7F" w:themeColor="text1" w:themeTint="80"/>
               </w:rPr>
               <w:t xml:space="preserve"> of their choice by </w:t>
             </w:r>
             <w:r>
               <w:rPr>
-                <w:color w:val="000000" w:themeColor="text1"/>
+                <w:i/>
+                <w:iCs/>
+                <w:color w:val="7F7F7F" w:themeColor="text1" w:themeTint="80"/>
               </w:rPr>
               <w:t xml:space="preserve">closing the circuit </w:t>
             </w:r>
             <w:r>
               <w:rPr>
-                <w:color w:val="000000" w:themeColor="text1"/>
+                <w:i/>
+                <w:iCs/>
+                <w:color w:val="7F7F7F" w:themeColor="text1" w:themeTint="80"/>
               </w:rPr>
               <w:t>when pushed</w:t>
             </w:r>
@@ -564,12 +580,16 @@
             <w:pPr>
               <w:jc w:val="center"/>
               <w:rPr>
-                <w:color w:val="000000" w:themeColor="text1"/>
-              </w:rPr>
-            </w:pPr>
-            <w:r>
-              <w:rPr>
-                <w:color w:val="000000" w:themeColor="text1"/>
+                <w:i/>
+                <w:iCs/>
+                <w:color w:val="7F7F7F" w:themeColor="text1" w:themeTint="80"/>
+              </w:rPr>
+            </w:pPr>
+            <w:r>
+              <w:rPr>
+                <w:i/>
+                <w:iCs/>
+                <w:color w:val="7F7F7F" w:themeColor="text1" w:themeTint="80"/>
               </w:rPr>
               <w:t xml:space="preserve"> MPU 6050</w:t>
             </w:r>
@@ -584,12 +604,16 @@
             <w:pPr>
               <w:jc w:val="center"/>
               <w:rPr>
-                <w:color w:val="000000" w:themeColor="text1"/>
-              </w:rPr>
-            </w:pPr>
-            <w:r>
-              <w:rPr>
-                <w:color w:val="000000" w:themeColor="text1"/>
+                <w:i/>
+                <w:iCs/>
+                <w:color w:val="7F7F7F" w:themeColor="text1" w:themeTint="80"/>
+              </w:rPr>
+            </w:pPr>
+            <w:r>
+              <w:rPr>
+                <w:i/>
+                <w:iCs/>
+                <w:color w:val="7F7F7F" w:themeColor="text1" w:themeTint="80"/>
               </w:rPr>
               <w:t>1</w:t>
             </w:r>
@@ -604,24 +628,32 @@
             <w:pPr>
               <w:jc w:val="center"/>
               <w:rPr>
-                <w:color w:val="000000" w:themeColor="text1"/>
-              </w:rPr>
-            </w:pPr>
-            <w:r>
-              <w:rPr>
-                <w:color w:val="000000" w:themeColor="text1"/>
+                <w:i/>
+                <w:iCs/>
+                <w:color w:val="7F7F7F" w:themeColor="text1" w:themeTint="80"/>
+              </w:rPr>
+            </w:pPr>
+            <w:r>
+              <w:rPr>
+                <w:i/>
+                <w:iCs/>
+                <w:color w:val="7F7F7F" w:themeColor="text1" w:themeTint="80"/>
               </w:rPr>
               <w:t>Used to turn the lightsaber into a</w:t>
             </w:r>
             <w:r>
               <w:rPr>
-                <w:color w:val="000000" w:themeColor="text1"/>
+                <w:i/>
+                <w:iCs/>
+                <w:color w:val="7F7F7F" w:themeColor="text1" w:themeTint="80"/>
               </w:rPr>
               <w:t xml:space="preserve"> gesture</w:t>
             </w:r>
             <w:r>
               <w:rPr>
-                <w:color w:val="000000" w:themeColor="text1"/>
+                <w:i/>
+                <w:iCs/>
+                <w:color w:val="7F7F7F" w:themeColor="text1" w:themeTint="80"/>
               </w:rPr>
               <w:t xml:space="preserve"> controller for the browser game</w:t>
             </w:r>
@@ -636,46 +668,69 @@
             <w:pPr>
               <w:jc w:val="center"/>
               <w:rPr>
-                <w:color w:val="000000" w:themeColor="text1"/>
-              </w:rPr>
-            </w:pPr>
-            <w:r>
-              <w:rPr>
-                <w:color w:val="000000" w:themeColor="text1"/>
+                <w:i/>
+                <w:iCs/>
+                <w:color w:val="7F7F7F" w:themeColor="text1" w:themeTint="80"/>
+              </w:rPr>
+            </w:pPr>
+            <w:r>
+              <w:rPr>
+                <w:i/>
+                <w:iCs/>
+                <w:color w:val="7F7F7F" w:themeColor="text1" w:themeTint="80"/>
               </w:rPr>
               <w:t>Motion-tracking</w:t>
             </w:r>
             <w:r>
               <w:rPr>
-                <w:color w:val="000000" w:themeColor="text1"/>
+                <w:i/>
+                <w:iCs/>
+                <w:color w:val="7F7F7F" w:themeColor="text1" w:themeTint="80"/>
               </w:rPr>
               <w:t xml:space="preserve"> sensor </w:t>
             </w:r>
             <w:proofErr w:type="gramStart"/>
             <w:r>
               <w:rPr>
-                <w:color w:val="000000" w:themeColor="text1"/>
+                <w:i/>
+                <w:iCs/>
+                <w:color w:val="7F7F7F" w:themeColor="text1" w:themeTint="80"/>
               </w:rPr>
               <w:t xml:space="preserve">with </w:t>
             </w:r>
             <w:r>
               <w:rPr>
-                <w:color w:val="000000" w:themeColor="text1"/>
+                <w:i/>
+                <w:iCs/>
+                <w:color w:val="7F7F7F" w:themeColor="text1" w:themeTint="80"/>
               </w:rPr>
               <w:t xml:space="preserve"> a</w:t>
             </w:r>
             <w:proofErr w:type="gramEnd"/>
             <w:r>
               <w:rPr>
-                <w:color w:val="000000" w:themeColor="text1"/>
+                <w:i/>
+                <w:iCs/>
+                <w:color w:val="7F7F7F" w:themeColor="text1" w:themeTint="80"/>
               </w:rPr>
               <w:t xml:space="preserve"> gyroscope and an accelerometer</w:t>
             </w:r>
             <w:r>
               <w:rPr>
-                <w:color w:val="000000" w:themeColor="text1"/>
-              </w:rPr>
-              <w:t xml:space="preserve"> to send user’s wrist orientation, acceleration and rotation data to ESP32 to match the movement to the game</w:t>
+                <w:i/>
+                <w:iCs/>
+                <w:color w:val="7F7F7F" w:themeColor="text1" w:themeTint="80"/>
+              </w:rPr>
+              <w:t xml:space="preserve"> to send user’s wrist orientation, acceleration and rotation </w:t>
+            </w:r>
+            <w:r>
+              <w:rPr>
+                <w:i/>
+                <w:iCs/>
+                <w:color w:val="7F7F7F" w:themeColor="text1" w:themeTint="80"/>
+              </w:rPr>
+              <w:lastRenderedPageBreak/>
+              <w:t>data to ESP32 to match the movement to the game</w:t>
             </w:r>
           </w:p>
         </w:tc>
@@ -693,14 +748,19 @@
             <w:pPr>
               <w:jc w:val="center"/>
               <w:rPr>
-                <w:color w:val="000000" w:themeColor="text1"/>
-              </w:rPr>
-            </w:pPr>
-            <w:r>
-              <w:rPr>
-                <w:color w:val="000000" w:themeColor="text1"/>
-              </w:rPr>
-              <w:t>ESP 32</w:t>
+                <w:i/>
+                <w:iCs/>
+                <w:color w:val="7F7F7F" w:themeColor="text1" w:themeTint="80"/>
+              </w:rPr>
+            </w:pPr>
+            <w:r>
+              <w:rPr>
+                <w:i/>
+                <w:iCs/>
+                <w:color w:val="7F7F7F" w:themeColor="text1" w:themeTint="80"/>
+              </w:rPr>
+              <w:lastRenderedPageBreak/>
+              <w:t>Buzzer</w:t>
             </w:r>
           </w:p>
         </w:tc>
@@ -713,12 +773,16 @@
             <w:pPr>
               <w:jc w:val="center"/>
               <w:rPr>
-                <w:color w:val="000000" w:themeColor="text1"/>
-              </w:rPr>
-            </w:pPr>
-            <w:r>
-              <w:rPr>
-                <w:color w:val="000000" w:themeColor="text1"/>
+                <w:i/>
+                <w:iCs/>
+                <w:color w:val="7F7F7F" w:themeColor="text1" w:themeTint="80"/>
+              </w:rPr>
+            </w:pPr>
+            <w:r>
+              <w:rPr>
+                <w:i/>
+                <w:iCs/>
+                <w:color w:val="7F7F7F" w:themeColor="text1" w:themeTint="80"/>
               </w:rPr>
               <w:t>1</w:t>
             </w:r>
@@ -733,14 +797,26 @@
             <w:pPr>
               <w:jc w:val="center"/>
               <w:rPr>
-                <w:color w:val="000000" w:themeColor="text1"/>
-              </w:rPr>
-            </w:pPr>
-            <w:r>
-              <w:rPr>
-                <w:color w:val="000000" w:themeColor="text1"/>
-              </w:rPr>
-              <w:t>Stores and controls all the tasks coded for the other components</w:t>
+                <w:i/>
+                <w:iCs/>
+                <w:color w:val="7F7F7F" w:themeColor="text1" w:themeTint="80"/>
+              </w:rPr>
+            </w:pPr>
+            <w:r>
+              <w:rPr>
+                <w:i/>
+                <w:iCs/>
+                <w:color w:val="7F7F7F" w:themeColor="text1" w:themeTint="80"/>
+              </w:rPr>
+              <w:t xml:space="preserve">Sound effect for lightsaber </w:t>
+            </w:r>
+            <w:r>
+              <w:rPr>
+                <w:i/>
+                <w:iCs/>
+                <w:color w:val="7F7F7F" w:themeColor="text1" w:themeTint="80"/>
+              </w:rPr>
+              <w:t>activation</w:t>
             </w:r>
           </w:p>
         </w:tc>
@@ -753,28 +829,26 @@
             <w:pPr>
               <w:jc w:val="center"/>
               <w:rPr>
-                <w:color w:val="000000" w:themeColor="text1"/>
-              </w:rPr>
-            </w:pPr>
-            <w:r>
-              <w:rPr>
-                <w:color w:val="000000" w:themeColor="text1"/>
-              </w:rPr>
-              <w:t xml:space="preserve">Since it has integrated Wi-Fi capabilities, we were able to create a </w:t>
-            </w:r>
-            <w:proofErr w:type="gramStart"/>
-            <w:r>
-              <w:rPr>
-                <w:color w:val="000000" w:themeColor="text1"/>
-              </w:rPr>
-              <w:t>browser based</w:t>
-            </w:r>
-            <w:proofErr w:type="gramEnd"/>
-            <w:r>
-              <w:rPr>
-                <w:color w:val="000000" w:themeColor="text1"/>
-              </w:rPr>
-              <w:t xml:space="preserve"> game </w:t>
+                <w:i/>
+                <w:iCs/>
+                <w:color w:val="7F7F7F" w:themeColor="text1" w:themeTint="80"/>
+              </w:rPr>
+            </w:pPr>
+            <w:r>
+              <w:rPr>
+                <w:i/>
+                <w:iCs/>
+                <w:color w:val="7F7F7F" w:themeColor="text1" w:themeTint="80"/>
+              </w:rPr>
+              <w:t xml:space="preserve">Uses PWM to produce </w:t>
+            </w:r>
+            <w:r>
+              <w:rPr>
+                <w:i/>
+                <w:iCs/>
+                <w:color w:val="7F7F7F" w:themeColor="text1" w:themeTint="80"/>
+              </w:rPr>
+              <w:t xml:space="preserve">sound </w:t>
             </w:r>
           </w:p>
         </w:tc>
@@ -792,12 +866,135 @@
             <w:pPr>
               <w:jc w:val="center"/>
               <w:rPr>
-                <w:color w:val="000000" w:themeColor="text1"/>
-              </w:rPr>
-            </w:pPr>
-            <w:r>
-              <w:rPr>
-                <w:color w:val="000000" w:themeColor="text1"/>
+                <w:i/>
+                <w:iCs/>
+                <w:color w:val="7F7F7F" w:themeColor="text1" w:themeTint="80"/>
+              </w:rPr>
+            </w:pPr>
+            <w:r>
+              <w:rPr>
+                <w:i/>
+                <w:iCs/>
+                <w:color w:val="7F7F7F" w:themeColor="text1" w:themeTint="80"/>
+              </w:rPr>
+              <w:t>ESP 32</w:t>
+            </w:r>
+          </w:p>
+        </w:tc>
+        <w:tc>
+          <w:tcPr>
+            <w:tcW w:w="2284" w:type="dxa"/>
+            <w:vAlign w:val="center"/>
+          </w:tcPr>
+          <w:p>
+            <w:pPr>
+              <w:jc w:val="center"/>
+              <w:rPr>
+                <w:i/>
+                <w:iCs/>
+                <w:color w:val="7F7F7F" w:themeColor="text1" w:themeTint="80"/>
+              </w:rPr>
+            </w:pPr>
+            <w:r>
+              <w:rPr>
+                <w:i/>
+                <w:iCs/>
+                <w:color w:val="7F7F7F" w:themeColor="text1" w:themeTint="80"/>
+              </w:rPr>
+              <w:t>1</w:t>
+            </w:r>
+          </w:p>
+        </w:tc>
+        <w:tc>
+          <w:tcPr>
+            <w:tcW w:w="2252" w:type="dxa"/>
+            <w:vAlign w:val="center"/>
+          </w:tcPr>
+          <w:p>
+            <w:pPr>
+              <w:jc w:val="center"/>
+              <w:rPr>
+                <w:i/>
+                <w:iCs/>
+                <w:color w:val="7F7F7F" w:themeColor="text1" w:themeTint="80"/>
+              </w:rPr>
+            </w:pPr>
+            <w:r>
+              <w:rPr>
+                <w:i/>
+                <w:iCs/>
+                <w:color w:val="7F7F7F" w:themeColor="text1" w:themeTint="80"/>
+              </w:rPr>
+              <w:t>Stores and controls all the tasks coded for the other components</w:t>
+            </w:r>
+          </w:p>
+        </w:tc>
+        <w:tc>
+          <w:tcPr>
+            <w:tcW w:w="2966" w:type="dxa"/>
+            <w:vAlign w:val="center"/>
+          </w:tcPr>
+          <w:p>
+            <w:pPr>
+              <w:jc w:val="center"/>
+              <w:rPr>
+                <w:i/>
+                <w:iCs/>
+                <w:color w:val="7F7F7F" w:themeColor="text1" w:themeTint="80"/>
+              </w:rPr>
+            </w:pPr>
+            <w:r>
+              <w:rPr>
+                <w:i/>
+                <w:iCs/>
+                <w:color w:val="7F7F7F" w:themeColor="text1" w:themeTint="80"/>
+              </w:rPr>
+              <w:t xml:space="preserve">Since it has integrated Wi-Fi capabilities, we were able to create a </w:t>
+            </w:r>
+            <w:proofErr w:type="gramStart"/>
+            <w:r>
+              <w:rPr>
+                <w:i/>
+                <w:iCs/>
+                <w:color w:val="7F7F7F" w:themeColor="text1" w:themeTint="80"/>
+              </w:rPr>
+              <w:t>browser based</w:t>
+            </w:r>
+            <w:proofErr w:type="gramEnd"/>
+            <w:r>
+              <w:rPr>
+                <w:i/>
+                <w:iCs/>
+                <w:color w:val="7F7F7F" w:themeColor="text1" w:themeTint="80"/>
+              </w:rPr>
+              <w:t xml:space="preserve"> game </w:t>
+            </w:r>
+          </w:p>
+        </w:tc>
+      </w:tr>
+      <w:tr>
+        <w:trPr>
+          <w:trHeight w:val="300"/>
+        </w:trPr>
+        <w:tc>
+          <w:tcPr>
+            <w:tcW w:w="1828" w:type="dxa"/>
+            <w:vAlign w:val="center"/>
+          </w:tcPr>
+          <w:p>
+            <w:pPr>
+              <w:jc w:val="center"/>
+              <w:rPr>
+                <w:i/>
+                <w:iCs/>
+                <w:color w:val="7F7F7F" w:themeColor="text1" w:themeTint="80"/>
+              </w:rPr>
+            </w:pPr>
+            <w:r>
+              <w:rPr>
+                <w:i/>
+                <w:iCs/>
+                <w:color w:val="7F7F7F" w:themeColor="text1" w:themeTint="80"/>
               </w:rPr>
               <w:t>Power Supply Module</w:t>
             </w:r>
@@ -812,12 +1009,16 @@
             <w:pPr>
               <w:jc w:val="center"/>
               <w:rPr>
-                <w:color w:val="000000" w:themeColor="text1"/>
-              </w:rPr>
-            </w:pPr>
-            <w:r>
-              <w:rPr>
-                <w:color w:val="000000" w:themeColor="text1"/>
+                <w:i/>
+                <w:iCs/>
+                <w:color w:val="7F7F7F" w:themeColor="text1" w:themeTint="80"/>
+              </w:rPr>
+            </w:pPr>
+            <w:r>
+              <w:rPr>
+                <w:i/>
+                <w:iCs/>
+                <w:color w:val="7F7F7F" w:themeColor="text1" w:themeTint="80"/>
               </w:rPr>
               <w:t>1</w:t>
             </w:r>
@@ -832,26 +1033,34 @@
             <w:pPr>
               <w:jc w:val="center"/>
               <w:rPr>
-                <w:color w:val="000000" w:themeColor="text1"/>
-              </w:rPr>
-            </w:pPr>
-            <w:r>
-              <w:rPr>
-                <w:color w:val="000000" w:themeColor="text1"/>
+                <w:i/>
+                <w:iCs/>
+                <w:color w:val="7F7F7F" w:themeColor="text1" w:themeTint="80"/>
+              </w:rPr>
+            </w:pPr>
+            <w:r>
+              <w:rPr>
+                <w:i/>
+                <w:iCs/>
+                <w:color w:val="7F7F7F" w:themeColor="text1" w:themeTint="80"/>
               </w:rPr>
               <w:t xml:space="preserve">Connected to the </w:t>
             </w:r>
             <w:proofErr w:type="spellStart"/>
             <w:r>
               <w:rPr>
-                <w:color w:val="000000" w:themeColor="text1"/>
+                <w:i/>
+                <w:iCs/>
+                <w:color w:val="7F7F7F" w:themeColor="text1" w:themeTint="80"/>
               </w:rPr>
               <w:t>NeoPixel</w:t>
             </w:r>
             <w:proofErr w:type="spellEnd"/>
             <w:r>
               <w:rPr>
-                <w:color w:val="000000" w:themeColor="text1"/>
+                <w:i/>
+                <w:iCs/>
+                <w:color w:val="7F7F7F" w:themeColor="text1" w:themeTint="80"/>
               </w:rPr>
               <w:t xml:space="preserve"> strip to provide power</w:t>
             </w:r>
@@ -866,26 +1075,34 @@
             <w:pPr>
               <w:jc w:val="center"/>
               <w:rPr>
-                <w:color w:val="000000" w:themeColor="text1"/>
-              </w:rPr>
-            </w:pPr>
-            <w:r>
-              <w:rPr>
-                <w:color w:val="000000" w:themeColor="text1"/>
+                <w:i/>
+                <w:iCs/>
+                <w:color w:val="7F7F7F" w:themeColor="text1" w:themeTint="80"/>
+              </w:rPr>
+            </w:pPr>
+            <w:r>
+              <w:rPr>
+                <w:i/>
+                <w:iCs/>
+                <w:color w:val="7F7F7F" w:themeColor="text1" w:themeTint="80"/>
               </w:rPr>
               <w:t xml:space="preserve">Provides the required 5V DC supply to the </w:t>
             </w:r>
             <w:proofErr w:type="spellStart"/>
             <w:r>
               <w:rPr>
-                <w:color w:val="000000" w:themeColor="text1"/>
+                <w:i/>
+                <w:iCs/>
+                <w:color w:val="7F7F7F" w:themeColor="text1" w:themeTint="80"/>
               </w:rPr>
               <w:t>NeoPixel</w:t>
             </w:r>
             <w:proofErr w:type="spellEnd"/>
             <w:r>
               <w:rPr>
-                <w:color w:val="000000" w:themeColor="text1"/>
+                <w:i/>
+                <w:iCs/>
+                <w:color w:val="7F7F7F" w:themeColor="text1" w:themeTint="80"/>
               </w:rPr>
               <w:t xml:space="preserve"> strip</w:t>
             </w:r>
@@ -912,17 +1129,6 @@
         </w:rPr>
         <w:t>Justification is important</w:t>
       </w:r>
-    </w:p>
-    <w:p>
-      <w:pPr>
-        <w:spacing w:before="240" w:after="240"/>
-        <w:rPr>
-          <w:rFonts w:ascii="Aptos Display" w:eastAsia="Aptos Display" w:hAnsi="Aptos Display" w:cs="Aptos Display"/>
-          <w:i/>
-          <w:iCs/>
-          <w:color w:val="7F7F7F" w:themeColor="text1" w:themeTint="80"/>
-        </w:rPr>
-      </w:pPr>
     </w:p>
     <w:p/>
     <w:sectPr>
